--- a/ExtraCredit/ExtraCreditReport.docx
+++ b/ExtraCredit/ExtraCreditReport.docx
@@ -2,7 +2,316 @@
 <file path=word/document.xml><?xml version="1.0" encoding="utf-8"?>
 <w:document xmlns:wpc="http://schemas.microsoft.com/office/word/2010/wordprocessingCanvas" xmlns:cx="http://schemas.microsoft.com/office/drawing/2014/chartex" xmlns:cx1="http://schemas.microsoft.com/office/drawing/2015/9/8/chartex" xmlns:cx2="http://schemas.microsoft.com/office/drawing/2015/10/21/chartex" xmlns:cx3="http://schemas.microsoft.com/office/drawing/2016/5/9/chartex" xmlns:cx4="http://schemas.microsoft.com/office/drawing/2016/5/10/chartex" xmlns:cx5="http://schemas.microsoft.com/office/drawing/2016/5/11/chartex" xmlns:cx6="http://schemas.microsoft.com/office/drawing/2016/5/12/chartex" xmlns:cx7="http://schemas.microsoft.com/office/drawing/2016/5/13/chartex" xmlns:cx8="http://schemas.microsoft.com/office/drawing/2016/5/14/chartex" xmlns:mc="http://schemas.openxmlformats.org/markup-compatibility/2006" xmlns:aink="http://schemas.microsoft.com/office/drawing/2016/ink" xmlns:am3d="http://schemas.microsoft.com/office/drawing/2017/model3d" xmlns:o="urn:schemas-microsoft-com:office:office" xmlns:oel="http://schemas.microsoft.com/office/2019/extlst" xmlns:r="http://schemas.openxmlformats.org/officeDocument/2006/relationships" xmlns:m="http://schemas.openxmlformats.org/officeDocument/2006/math" xmlns:v="urn:schemas-microsoft-com:vml" xmlns:wp14="http://schemas.microsoft.com/office/word/2010/wordprocessingDrawing" xmlns:wp="http://schemas.openxmlformats.org/drawingml/2006/wordprocessingDrawing" xmlns:w10="urn:schemas-microsoft-com:office:word" xmlns:w="http://schemas.openxmlformats.org/wordprocessingml/2006/main" xmlns:w14="http://schemas.microsoft.com/office/word/2010/wordml" xmlns:w15="http://schemas.microsoft.com/office/word/2012/wordml" xmlns:w16cex="http://schemas.microsoft.com/office/word/2018/wordml/cex" xmlns:w16cid="http://schemas.microsoft.com/office/word/2016/wordml/cid" xmlns:w16="http://schemas.microsoft.com/office/word/2018/wordml" xmlns:w16du="http://schemas.microsoft.com/office/word/2023/wordml/word16du" xmlns:w16sdtdh="http://schemas.microsoft.com/office/word/2020/wordml/sdtdatahash" xmlns:w16sdtfl="http://schemas.microsoft.com/office/word/2024/wordml/sdtformatlock" xmlns:w16se="http://schemas.microsoft.com/office/word/2015/wordml/symex" xmlns:wpg="http://schemas.microsoft.com/office/word/2010/wordprocessingGroup" xmlns:wpi="http://schemas.microsoft.com/office/word/2010/wordprocessingInk" xmlns:wne="http://schemas.microsoft.com/office/word/2006/wordml" xmlns:wps="http://schemas.microsoft.com/office/word/2010/wordprocessingShape" mc:Ignorable="w14 w15 w16se w16cid w16 w16cex w16sdtdh w16sdtfl w16du wp14">
   <w:body>
+    <w:p>
+      <w:r>
+        <w:t>Wentworth Institute of Technology</w:t>
+      </w:r>
+    </w:p>
+    <w:p>
+      <w:r>
+        <w:t>COMP3450 – Parallel and Distributed Programming</w:t>
+      </w:r>
+    </w:p>
+    <w:p>
+      <w:r>
+        <w:t>Spring2026</w:t>
+      </w:r>
+    </w:p>
     <w:p/>
+    <w:p>
+      <w:r>
+        <w:t xml:space="preserve">From this lab, I present two graphs, and some pictures of the Mandelbrot set, one with black and while color, one with 16-bit color striations, and one with the Bernstein color pallet. The images viewed are of </w:t>
+      </w:r>
+      <w:r>
+        <w:t xml:space="preserve">24000x16000. The data collected is from images that are 60060 x 40040, which is the larges size I could get to run, and it runs up against the 64kx64k limit on the number of pixels in a jpeg image. The </w:t>
+      </w:r>
+      <w:proofErr w:type="spellStart"/>
+      <w:r>
+        <w:t>cpp</w:t>
+      </w:r>
+      <w:proofErr w:type="spellEnd"/>
+      <w:r>
+        <w:t xml:space="preserve"> code is not fast enough to render the images, so I did not create one that large. I imagine it could also be </w:t>
+      </w:r>
+      <w:proofErr w:type="gramStart"/>
+      <w:r>
+        <w:t>parallelized</w:t>
+      </w:r>
+      <w:proofErr w:type="gramEnd"/>
+      <w:r>
+        <w:t xml:space="preserve"> but I decided </w:t>
+      </w:r>
+      <w:proofErr w:type="gramStart"/>
+      <w:r>
+        <w:t>that</w:t>
+      </w:r>
+      <w:proofErr w:type="gramEnd"/>
+      <w:r>
+        <w:t xml:space="preserve"> was out of scope. </w:t>
+      </w:r>
+    </w:p>
+    <w:p/>
+    <w:p>
+      <w:r>
+        <w:t xml:space="preserve">The two graphs below show the schedule differences when ranks increase and when thread count increases. The first graph shows rank increase. There was some bug I could not find that caused the 3 rank to fail multiple times, so the data there is poor. As we would expect, the data does decrease </w:t>
+      </w:r>
+      <w:r>
+        <w:t xml:space="preserve">as rank increases. </w:t>
+      </w:r>
+      <w:proofErr w:type="gramStart"/>
+      <w:r>
+        <w:t>It there</w:t>
+      </w:r>
+      <w:proofErr w:type="gramEnd"/>
+      <w:r>
+        <w:t xml:space="preserve"> is further optimization to do when just increasing rank, as the parallelization is </w:t>
+      </w:r>
+      <w:proofErr w:type="gramStart"/>
+      <w:r>
+        <w:t>naïve</w:t>
+      </w:r>
+      <w:proofErr w:type="gramEnd"/>
+      <w:r>
+        <w:t xml:space="preserve">, using modular arithmetic to load balance by row. We do not see the typical decrease and then increase because the problems are so large, and at this scale, more ranks would help. There was an overflow error that I also did not solve that prevented 10,11, and 12. </w:t>
+      </w:r>
+    </w:p>
+    <w:p/>
+    <w:p>
+      <w:r>
+        <w:t>The second graph shows the increasing thread count on 2 ranks and on 8 ranks. On 2 ranks, the trial with only 10 threads timed out, but when we look at the comparison over 20 threads, we can see a significant difference. The 8 ranks almost half the time in comparison to the 2 ranks at 20 threads. As the thread count increases, the gains in efficiency become smaller. With 2 ranks and 80 threads per rank for a total of 160 threads, we approach 8 ranks at 40 threads per rank</w:t>
+      </w:r>
+      <w:r>
+        <w:t xml:space="preserve"> for a total of 320 threads</w:t>
+      </w:r>
+      <w:r>
+        <w:t xml:space="preserve"> near the 20 second performance time. </w:t>
+      </w:r>
+      <w:r>
+        <w:t xml:space="preserve">Given enough </w:t>
+      </w:r>
+      <w:proofErr w:type="gramStart"/>
+      <w:r>
+        <w:t>threads</w:t>
+      </w:r>
+      <w:proofErr w:type="gramEnd"/>
+      <w:r>
+        <w:t xml:space="preserve"> per rank, the efficient work done by each rank is greater.  With less overall </w:t>
+      </w:r>
+      <w:proofErr w:type="gramStart"/>
+      <w:r>
+        <w:t>compute</w:t>
+      </w:r>
+      <w:proofErr w:type="gramEnd"/>
+      <w:r>
+        <w:t xml:space="preserve">, the computer does a similar job. This is because the OMP call is further optimized by dynamic scheduling with small chunks. This dynamic scheduling accounts for a higher performance due to the nature of the problem, where some portions of the Mandelbrot set are empty while others are incredibly full. Threads also boast a faster networking </w:t>
+      </w:r>
+      <w:proofErr w:type="gramStart"/>
+      <w:r>
+        <w:t>speed</w:t>
+      </w:r>
+      <w:proofErr w:type="gramEnd"/>
+      <w:r>
+        <w:t xml:space="preserve"> so the higher thread count reduces the overall communication costs. </w:t>
+      </w:r>
+    </w:p>
+    <w:p/>
+    <w:p/>
+    <w:p/>
+    <w:p/>
+    <w:p>
+      <w:r>
+        <w:rPr>
+          <w:noProof/>
+        </w:rPr>
+        <w:drawing>
+          <wp:inline distT="0" distB="0" distL="0" distR="0" wp14:anchorId="4E309D58" wp14:editId="3A110552">
+            <wp:extent cx="5819775" cy="3138488"/>
+            <wp:effectExtent l="0" t="0" r="9525" b="5080"/>
+            <wp:docPr id="557925618" name="Chart 1">
+              <a:extLst xmlns:a="http://schemas.openxmlformats.org/drawingml/2006/main">
+                <a:ext uri="{FF2B5EF4-FFF2-40B4-BE49-F238E27FC236}">
+                  <a16:creationId xmlns:a16="http://schemas.microsoft.com/office/drawing/2014/main" id="{AFC82B34-FDA7-388F-FA82-C4D60635F102}"/>
+                </a:ext>
+              </a:extLst>
+            </wp:docPr>
+            <wp:cNvGraphicFramePr/>
+            <a:graphic xmlns:a="http://schemas.openxmlformats.org/drawingml/2006/main">
+              <a:graphicData uri="http://schemas.openxmlformats.org/drawingml/2006/chart">
+                <c:chart xmlns:c="http://schemas.openxmlformats.org/drawingml/2006/chart" xmlns:r="http://schemas.openxmlformats.org/officeDocument/2006/relationships" r:id="rId4"/>
+              </a:graphicData>
+            </a:graphic>
+          </wp:inline>
+        </w:drawing>
+      </w:r>
+    </w:p>
+    <w:p>
+      <w:r>
+        <w:rPr>
+          <w:noProof/>
+        </w:rPr>
+        <w:drawing>
+          <wp:inline distT="0" distB="0" distL="0" distR="0" wp14:anchorId="3C9DC87F" wp14:editId="1761B52D">
+            <wp:extent cx="5819775" cy="3048000"/>
+            <wp:effectExtent l="0" t="0" r="9525" b="0"/>
+            <wp:docPr id="216343238" name="Chart 1">
+              <a:extLst xmlns:a="http://schemas.openxmlformats.org/drawingml/2006/main">
+                <a:ext uri="{FF2B5EF4-FFF2-40B4-BE49-F238E27FC236}">
+                  <a16:creationId xmlns:a16="http://schemas.microsoft.com/office/drawing/2014/main" id="{E72C1583-5859-DBBF-550C-E907DC7A2241}"/>
+                </a:ext>
+              </a:extLst>
+            </wp:docPr>
+            <wp:cNvGraphicFramePr/>
+            <a:graphic xmlns:a="http://schemas.openxmlformats.org/drawingml/2006/main">
+              <a:graphicData uri="http://schemas.openxmlformats.org/drawingml/2006/chart">
+                <c:chart xmlns:c="http://schemas.openxmlformats.org/drawingml/2006/chart" xmlns:r="http://schemas.openxmlformats.org/officeDocument/2006/relationships" r:id="rId5"/>
+              </a:graphicData>
+            </a:graphic>
+          </wp:inline>
+        </w:drawing>
+      </w:r>
+    </w:p>
+    <w:p>
+      <w:r>
+        <w:rPr>
+          <w:noProof/>
+        </w:rPr>
+        <w:lastRenderedPageBreak/>
+        <w:drawing>
+          <wp:inline distT="0" distB="0" distL="0" distR="0" wp14:anchorId="0BC35840" wp14:editId="1B7D3042">
+            <wp:extent cx="5943600" cy="3962400"/>
+            <wp:effectExtent l="0" t="0" r="0" b="0"/>
+            <wp:docPr id="1713255442" name="Picture 1"/>
+            <wp:cNvGraphicFramePr>
+              <a:graphicFrameLocks xmlns:a="http://schemas.openxmlformats.org/drawingml/2006/main" noChangeAspect="1"/>
+            </wp:cNvGraphicFramePr>
+            <a:graphic xmlns:a="http://schemas.openxmlformats.org/drawingml/2006/main">
+              <a:graphicData uri="http://schemas.openxmlformats.org/drawingml/2006/picture">
+                <pic:pic xmlns:pic="http://schemas.openxmlformats.org/drawingml/2006/picture">
+                  <pic:nvPicPr>
+                    <pic:cNvPr id="1713255442" name="Picture 1713255442"/>
+                    <pic:cNvPicPr/>
+                  </pic:nvPicPr>
+                  <pic:blipFill>
+                    <a:blip r:embed="rId6" cstate="print">
+                      <a:extLst>
+                        <a:ext uri="{28A0092B-C50C-407E-A947-70E740481C1C}">
+                          <a14:useLocalDpi xmlns:a14="http://schemas.microsoft.com/office/drawing/2010/main" val="0"/>
+                        </a:ext>
+                      </a:extLst>
+                    </a:blip>
+                    <a:stretch>
+                      <a:fillRect/>
+                    </a:stretch>
+                  </pic:blipFill>
+                  <pic:spPr>
+                    <a:xfrm>
+                      <a:off x="0" y="0"/>
+                      <a:ext cx="5943600" cy="3962400"/>
+                    </a:xfrm>
+                    <a:prstGeom prst="rect">
+                      <a:avLst/>
+                    </a:prstGeom>
+                  </pic:spPr>
+                </pic:pic>
+              </a:graphicData>
+            </a:graphic>
+          </wp:inline>
+        </w:drawing>
+      </w:r>
+      <w:r>
+        <w:rPr>
+          <w:noProof/>
+        </w:rPr>
+        <w:drawing>
+          <wp:inline distT="0" distB="0" distL="0" distR="0" wp14:anchorId="31F3A49C" wp14:editId="47D041E8">
+            <wp:extent cx="5943600" cy="3962400"/>
+            <wp:effectExtent l="0" t="0" r="0" b="0"/>
+            <wp:docPr id="270062872" name="Picture 2"/>
+            <wp:cNvGraphicFramePr>
+              <a:graphicFrameLocks xmlns:a="http://schemas.openxmlformats.org/drawingml/2006/main" noChangeAspect="1"/>
+            </wp:cNvGraphicFramePr>
+            <a:graphic xmlns:a="http://schemas.openxmlformats.org/drawingml/2006/main">
+              <a:graphicData uri="http://schemas.openxmlformats.org/drawingml/2006/picture">
+                <pic:pic xmlns:pic="http://schemas.openxmlformats.org/drawingml/2006/picture">
+                  <pic:nvPicPr>
+                    <pic:cNvPr id="270062872" name="Picture 270062872"/>
+                    <pic:cNvPicPr/>
+                  </pic:nvPicPr>
+                  <pic:blipFill>
+                    <a:blip r:embed="rId7" cstate="print">
+                      <a:extLst>
+                        <a:ext uri="{28A0092B-C50C-407E-A947-70E740481C1C}">
+                          <a14:useLocalDpi xmlns:a14="http://schemas.microsoft.com/office/drawing/2010/main" val="0"/>
+                        </a:ext>
+                      </a:extLst>
+                    </a:blip>
+                    <a:stretch>
+                      <a:fillRect/>
+                    </a:stretch>
+                  </pic:blipFill>
+                  <pic:spPr>
+                    <a:xfrm>
+                      <a:off x="0" y="0"/>
+                      <a:ext cx="5943600" cy="3962400"/>
+                    </a:xfrm>
+                    <a:prstGeom prst="rect">
+                      <a:avLst/>
+                    </a:prstGeom>
+                  </pic:spPr>
+                </pic:pic>
+              </a:graphicData>
+            </a:graphic>
+          </wp:inline>
+        </w:drawing>
+      </w:r>
+      <w:r>
+        <w:rPr>
+          <w:noProof/>
+        </w:rPr>
+        <w:lastRenderedPageBreak/>
+        <w:drawing>
+          <wp:inline distT="0" distB="0" distL="0" distR="0" wp14:anchorId="1B5CA431" wp14:editId="0FE463AB">
+            <wp:extent cx="5943600" cy="3962400"/>
+            <wp:effectExtent l="0" t="0" r="0" b="0"/>
+            <wp:docPr id="1326355932" name="Picture 3"/>
+            <wp:cNvGraphicFramePr>
+              <a:graphicFrameLocks xmlns:a="http://schemas.openxmlformats.org/drawingml/2006/main" noChangeAspect="1"/>
+            </wp:cNvGraphicFramePr>
+            <a:graphic xmlns:a="http://schemas.openxmlformats.org/drawingml/2006/main">
+              <a:graphicData uri="http://schemas.openxmlformats.org/drawingml/2006/picture">
+                <pic:pic xmlns:pic="http://schemas.openxmlformats.org/drawingml/2006/picture">
+                  <pic:nvPicPr>
+                    <pic:cNvPr id="1326355932" name="Picture 1326355932"/>
+                    <pic:cNvPicPr/>
+                  </pic:nvPicPr>
+                  <pic:blipFill>
+                    <a:blip r:embed="rId8" cstate="print">
+                      <a:extLst>
+                        <a:ext uri="{28A0092B-C50C-407E-A947-70E740481C1C}">
+                          <a14:useLocalDpi xmlns:a14="http://schemas.microsoft.com/office/drawing/2010/main" val="0"/>
+                        </a:ext>
+                      </a:extLst>
+                    </a:blip>
+                    <a:stretch>
+                      <a:fillRect/>
+                    </a:stretch>
+                  </pic:blipFill>
+                  <pic:spPr>
+                    <a:xfrm>
+                      <a:off x="0" y="0"/>
+                      <a:ext cx="5943600" cy="3962400"/>
+                    </a:xfrm>
+                    <a:prstGeom prst="rect">
+                      <a:avLst/>
+                    </a:prstGeom>
+                  </pic:spPr>
+                </pic:pic>
+              </a:graphicData>
+            </a:graphic>
+          </wp:inline>
+        </w:drawing>
+      </w:r>
+    </w:p>
     <w:sectPr>
       <w:pgSz w:w="12240" w:h="15840"/>
       <w:pgMar w:top="1440" w:right="1440" w:bottom="1440" w:left="1440" w:header="720" w:footer="720" w:gutter="0"/>
@@ -616,7 +925,6 @@
   <w:style w:type="character" w:default="1" w:styleId="DefaultParagraphFont">
     <w:name w:val="Default Paragraph Font"/>
     <w:uiPriority w:val="1"/>
-    <w:semiHidden/>
     <w:unhideWhenUsed/>
   </w:style>
   <w:style w:type="table" w:default="1" w:styleId="TableNormal">
@@ -933,6 +1241,2602 @@
 </w:styles>
 </file>
 
+<file path=word/charts/chart1.xml><?xml version="1.0" encoding="utf-8"?>
+<c:chartSpace xmlns:c="http://schemas.openxmlformats.org/drawingml/2006/chart" xmlns:a="http://schemas.openxmlformats.org/drawingml/2006/main" xmlns:r="http://schemas.openxmlformats.org/officeDocument/2006/relationships" xmlns:c16r2="http://schemas.microsoft.com/office/drawing/2015/06/chart">
+  <c:date1904 val="0"/>
+  <c:lang val="en-US"/>
+  <c:roundedCorners val="0"/>
+  <mc:AlternateContent xmlns:mc="http://schemas.openxmlformats.org/markup-compatibility/2006">
+    <mc:Choice xmlns:c14="http://schemas.microsoft.com/office/drawing/2007/8/2/chart" Requires="c14">
+      <c14:style val="102"/>
+    </mc:Choice>
+    <mc:Fallback>
+      <c:style val="2"/>
+    </mc:Fallback>
+  </mc:AlternateContent>
+  <c:chart>
+    <c:title>
+      <c:tx>
+        <c:rich>
+          <a:bodyPr rot="0" spcFirstLastPara="1" vertOverflow="ellipsis" vert="horz" wrap="square" anchor="ctr" anchorCtr="1"/>
+          <a:lstStyle/>
+          <a:p>
+            <a:pPr>
+              <a:defRPr sz="1400" b="0" i="0" u="none" strike="noStrike" kern="1200" spc="0" baseline="0">
+                <a:solidFill>
+                  <a:schemeClr val="tx1">
+                    <a:lumMod val="65000"/>
+                    <a:lumOff val="35000"/>
+                  </a:schemeClr>
+                </a:solidFill>
+                <a:latin typeface="+mn-lt"/>
+                <a:ea typeface="+mn-ea"/>
+                <a:cs typeface="+mn-cs"/>
+              </a:defRPr>
+            </a:pPr>
+            <a:r>
+              <a:rPr lang="en-US"/>
+              <a:t>Increasing</a:t>
+            </a:r>
+            <a:r>
+              <a:rPr lang="en-US" baseline="0"/>
+              <a:t> Rank vs Time</a:t>
+            </a:r>
+            <a:endParaRPr lang="en-US"/>
+          </a:p>
+        </c:rich>
+      </c:tx>
+      <c:overlay val="0"/>
+      <c:spPr>
+        <a:noFill/>
+        <a:ln>
+          <a:noFill/>
+        </a:ln>
+        <a:effectLst/>
+      </c:spPr>
+      <c:txPr>
+        <a:bodyPr rot="0" spcFirstLastPara="1" vertOverflow="ellipsis" vert="horz" wrap="square" anchor="ctr" anchorCtr="1"/>
+        <a:lstStyle/>
+        <a:p>
+          <a:pPr>
+            <a:defRPr sz="1400" b="0" i="0" u="none" strike="noStrike" kern="1200" spc="0" baseline="0">
+              <a:solidFill>
+                <a:schemeClr val="tx1">
+                  <a:lumMod val="65000"/>
+                  <a:lumOff val="35000"/>
+                </a:schemeClr>
+              </a:solidFill>
+              <a:latin typeface="+mn-lt"/>
+              <a:ea typeface="+mn-ea"/>
+              <a:cs typeface="+mn-cs"/>
+            </a:defRPr>
+          </a:pPr>
+          <a:endParaRPr lang="en-US"/>
+        </a:p>
+      </c:txPr>
+    </c:title>
+    <c:autoTitleDeleted val="0"/>
+    <c:plotArea>
+      <c:layout/>
+      <c:scatterChart>
+        <c:scatterStyle val="smoothMarker"/>
+        <c:varyColors val="0"/>
+        <c:ser>
+          <c:idx val="0"/>
+          <c:order val="0"/>
+          <c:tx>
+            <c:strRef>
+              <c:f>'Increasing MPI Rank'!$A$23</c:f>
+              <c:strCache>
+                <c:ptCount val="1"/>
+                <c:pt idx="0">
+                  <c:v>First Trial</c:v>
+                </c:pt>
+              </c:strCache>
+            </c:strRef>
+          </c:tx>
+          <c:spPr>
+            <a:ln w="19050" cap="rnd">
+              <a:solidFill>
+                <a:schemeClr val="accent1"/>
+              </a:solidFill>
+              <a:round/>
+            </a:ln>
+            <a:effectLst/>
+          </c:spPr>
+          <c:marker>
+            <c:symbol val="circle"/>
+            <c:size val="5"/>
+            <c:spPr>
+              <a:solidFill>
+                <a:schemeClr val="accent1"/>
+              </a:solidFill>
+              <a:ln w="9525">
+                <a:solidFill>
+                  <a:schemeClr val="accent1"/>
+                </a:solidFill>
+              </a:ln>
+              <a:effectLst/>
+            </c:spPr>
+          </c:marker>
+          <c:xVal>
+            <c:numRef>
+              <c:f>'Increasing MPI Rank'!$B$22:$I$22</c:f>
+              <c:numCache>
+                <c:formatCode>General</c:formatCode>
+                <c:ptCount val="8"/>
+                <c:pt idx="0">
+                  <c:v>2</c:v>
+                </c:pt>
+                <c:pt idx="1">
+                  <c:v>3</c:v>
+                </c:pt>
+                <c:pt idx="2">
+                  <c:v>4</c:v>
+                </c:pt>
+                <c:pt idx="3">
+                  <c:v>5</c:v>
+                </c:pt>
+                <c:pt idx="4">
+                  <c:v>6</c:v>
+                </c:pt>
+                <c:pt idx="5">
+                  <c:v>7</c:v>
+                </c:pt>
+                <c:pt idx="6">
+                  <c:v>8</c:v>
+                </c:pt>
+                <c:pt idx="7">
+                  <c:v>9</c:v>
+                </c:pt>
+              </c:numCache>
+            </c:numRef>
+          </c:xVal>
+          <c:yVal>
+            <c:numRef>
+              <c:f>'Increasing MPI Rank'!$B$23:$I$23</c:f>
+              <c:numCache>
+                <c:formatCode>General</c:formatCode>
+                <c:ptCount val="8"/>
+                <c:pt idx="0">
+                  <c:v>63.962327999999999</c:v>
+                </c:pt>
+                <c:pt idx="1">
+                  <c:v>75.691443000000007</c:v>
+                </c:pt>
+                <c:pt idx="2">
+                  <c:v>53.605161000000003</c:v>
+                </c:pt>
+                <c:pt idx="3">
+                  <c:v>52.430045</c:v>
+                </c:pt>
+                <c:pt idx="4">
+                  <c:v>42.256686999999999</c:v>
+                </c:pt>
+                <c:pt idx="5">
+                  <c:v>40.972307000000001</c:v>
+                </c:pt>
+                <c:pt idx="6">
+                  <c:v>35.839100999999999</c:v>
+                </c:pt>
+                <c:pt idx="7">
+                  <c:v>34.344504000000001</c:v>
+                </c:pt>
+              </c:numCache>
+            </c:numRef>
+          </c:yVal>
+          <c:smooth val="1"/>
+          <c:extLst>
+            <c:ext xmlns:c16="http://schemas.microsoft.com/office/drawing/2014/chart" uri="{C3380CC4-5D6E-409C-BE32-E72D297353CC}">
+              <c16:uniqueId val="{00000000-737F-4FEA-9D87-30ACD0775E7D}"/>
+            </c:ext>
+          </c:extLst>
+        </c:ser>
+        <c:ser>
+          <c:idx val="1"/>
+          <c:order val="1"/>
+          <c:tx>
+            <c:strRef>
+              <c:f>'Increasing MPI Rank'!$A$24</c:f>
+              <c:strCache>
+                <c:ptCount val="1"/>
+                <c:pt idx="0">
+                  <c:v>Second Trial</c:v>
+                </c:pt>
+              </c:strCache>
+            </c:strRef>
+          </c:tx>
+          <c:spPr>
+            <a:ln w="19050" cap="rnd">
+              <a:solidFill>
+                <a:schemeClr val="accent2"/>
+              </a:solidFill>
+              <a:round/>
+            </a:ln>
+            <a:effectLst/>
+          </c:spPr>
+          <c:marker>
+            <c:symbol val="circle"/>
+            <c:size val="5"/>
+            <c:spPr>
+              <a:solidFill>
+                <a:schemeClr val="accent2"/>
+              </a:solidFill>
+              <a:ln w="9525">
+                <a:solidFill>
+                  <a:schemeClr val="accent2"/>
+                </a:solidFill>
+              </a:ln>
+              <a:effectLst/>
+            </c:spPr>
+          </c:marker>
+          <c:xVal>
+            <c:numRef>
+              <c:f>'Increasing MPI Rank'!$B$22:$I$22</c:f>
+              <c:numCache>
+                <c:formatCode>General</c:formatCode>
+                <c:ptCount val="8"/>
+                <c:pt idx="0">
+                  <c:v>2</c:v>
+                </c:pt>
+                <c:pt idx="1">
+                  <c:v>3</c:v>
+                </c:pt>
+                <c:pt idx="2">
+                  <c:v>4</c:v>
+                </c:pt>
+                <c:pt idx="3">
+                  <c:v>5</c:v>
+                </c:pt>
+                <c:pt idx="4">
+                  <c:v>6</c:v>
+                </c:pt>
+                <c:pt idx="5">
+                  <c:v>7</c:v>
+                </c:pt>
+                <c:pt idx="6">
+                  <c:v>8</c:v>
+                </c:pt>
+                <c:pt idx="7">
+                  <c:v>9</c:v>
+                </c:pt>
+              </c:numCache>
+            </c:numRef>
+          </c:xVal>
+          <c:yVal>
+            <c:numRef>
+              <c:f>'Increasing MPI Rank'!$B$24:$I$24</c:f>
+              <c:numCache>
+                <c:formatCode>General</c:formatCode>
+                <c:ptCount val="8"/>
+                <c:pt idx="0">
+                  <c:v>64.280293999999998</c:v>
+                </c:pt>
+                <c:pt idx="2">
+                  <c:v>53.698915999999997</c:v>
+                </c:pt>
+                <c:pt idx="3">
+                  <c:v>52.424473999999996</c:v>
+                </c:pt>
+                <c:pt idx="4">
+                  <c:v>42.262731000000002</c:v>
+                </c:pt>
+                <c:pt idx="5">
+                  <c:v>40.970734999999998</c:v>
+                </c:pt>
+                <c:pt idx="6">
+                  <c:v>35.847709999999999</c:v>
+                </c:pt>
+                <c:pt idx="7">
+                  <c:v>34.343637999999999</c:v>
+                </c:pt>
+              </c:numCache>
+            </c:numRef>
+          </c:yVal>
+          <c:smooth val="1"/>
+          <c:extLst>
+            <c:ext xmlns:c16="http://schemas.microsoft.com/office/drawing/2014/chart" uri="{C3380CC4-5D6E-409C-BE32-E72D297353CC}">
+              <c16:uniqueId val="{00000001-737F-4FEA-9D87-30ACD0775E7D}"/>
+            </c:ext>
+          </c:extLst>
+        </c:ser>
+        <c:ser>
+          <c:idx val="2"/>
+          <c:order val="2"/>
+          <c:tx>
+            <c:strRef>
+              <c:f>'Increasing MPI Rank'!$A$25</c:f>
+              <c:strCache>
+                <c:ptCount val="1"/>
+                <c:pt idx="0">
+                  <c:v>Third Trial</c:v>
+                </c:pt>
+              </c:strCache>
+            </c:strRef>
+          </c:tx>
+          <c:spPr>
+            <a:ln w="19050" cap="rnd">
+              <a:solidFill>
+                <a:schemeClr val="accent3"/>
+              </a:solidFill>
+              <a:round/>
+            </a:ln>
+            <a:effectLst/>
+          </c:spPr>
+          <c:marker>
+            <c:symbol val="circle"/>
+            <c:size val="5"/>
+            <c:spPr>
+              <a:solidFill>
+                <a:schemeClr val="accent3"/>
+              </a:solidFill>
+              <a:ln w="9525">
+                <a:solidFill>
+                  <a:schemeClr val="accent3"/>
+                </a:solidFill>
+              </a:ln>
+              <a:effectLst/>
+            </c:spPr>
+          </c:marker>
+          <c:xVal>
+            <c:numRef>
+              <c:f>'Increasing MPI Rank'!$B$22:$I$22</c:f>
+              <c:numCache>
+                <c:formatCode>General</c:formatCode>
+                <c:ptCount val="8"/>
+                <c:pt idx="0">
+                  <c:v>2</c:v>
+                </c:pt>
+                <c:pt idx="1">
+                  <c:v>3</c:v>
+                </c:pt>
+                <c:pt idx="2">
+                  <c:v>4</c:v>
+                </c:pt>
+                <c:pt idx="3">
+                  <c:v>5</c:v>
+                </c:pt>
+                <c:pt idx="4">
+                  <c:v>6</c:v>
+                </c:pt>
+                <c:pt idx="5">
+                  <c:v>7</c:v>
+                </c:pt>
+                <c:pt idx="6">
+                  <c:v>8</c:v>
+                </c:pt>
+                <c:pt idx="7">
+                  <c:v>9</c:v>
+                </c:pt>
+              </c:numCache>
+            </c:numRef>
+          </c:xVal>
+          <c:yVal>
+            <c:numRef>
+              <c:f>'Increasing MPI Rank'!$B$25:$I$25</c:f>
+              <c:numCache>
+                <c:formatCode>General</c:formatCode>
+                <c:ptCount val="8"/>
+                <c:pt idx="0">
+                  <c:v>64.295416000000003</c:v>
+                </c:pt>
+                <c:pt idx="2">
+                  <c:v>53.633240999999998</c:v>
+                </c:pt>
+                <c:pt idx="3">
+                  <c:v>52.430594999999997</c:v>
+                </c:pt>
+                <c:pt idx="4">
+                  <c:v>42.486832</c:v>
+                </c:pt>
+                <c:pt idx="5">
+                  <c:v>40.977035999999998</c:v>
+                </c:pt>
+                <c:pt idx="6">
+                  <c:v>35.845874000000002</c:v>
+                </c:pt>
+                <c:pt idx="7">
+                  <c:v>34.334803999999998</c:v>
+                </c:pt>
+              </c:numCache>
+            </c:numRef>
+          </c:yVal>
+          <c:smooth val="1"/>
+          <c:extLst>
+            <c:ext xmlns:c16="http://schemas.microsoft.com/office/drawing/2014/chart" uri="{C3380CC4-5D6E-409C-BE32-E72D297353CC}">
+              <c16:uniqueId val="{00000002-737F-4FEA-9D87-30ACD0775E7D}"/>
+            </c:ext>
+          </c:extLst>
+        </c:ser>
+        <c:ser>
+          <c:idx val="3"/>
+          <c:order val="3"/>
+          <c:tx>
+            <c:strRef>
+              <c:f>'Increasing MPI Rank'!$A$26</c:f>
+              <c:strCache>
+                <c:ptCount val="1"/>
+                <c:pt idx="0">
+                  <c:v>Average Times</c:v>
+                </c:pt>
+              </c:strCache>
+            </c:strRef>
+          </c:tx>
+          <c:spPr>
+            <a:ln w="19050" cap="rnd">
+              <a:solidFill>
+                <a:schemeClr val="accent4"/>
+              </a:solidFill>
+              <a:round/>
+            </a:ln>
+            <a:effectLst/>
+          </c:spPr>
+          <c:marker>
+            <c:symbol val="circle"/>
+            <c:size val="5"/>
+            <c:spPr>
+              <a:solidFill>
+                <a:schemeClr val="accent4"/>
+              </a:solidFill>
+              <a:ln w="9525">
+                <a:solidFill>
+                  <a:schemeClr val="accent4"/>
+                </a:solidFill>
+              </a:ln>
+              <a:effectLst/>
+            </c:spPr>
+          </c:marker>
+          <c:xVal>
+            <c:numRef>
+              <c:f>'Increasing MPI Rank'!$B$22:$I$22</c:f>
+              <c:numCache>
+                <c:formatCode>General</c:formatCode>
+                <c:ptCount val="8"/>
+                <c:pt idx="0">
+                  <c:v>2</c:v>
+                </c:pt>
+                <c:pt idx="1">
+                  <c:v>3</c:v>
+                </c:pt>
+                <c:pt idx="2">
+                  <c:v>4</c:v>
+                </c:pt>
+                <c:pt idx="3">
+                  <c:v>5</c:v>
+                </c:pt>
+                <c:pt idx="4">
+                  <c:v>6</c:v>
+                </c:pt>
+                <c:pt idx="5">
+                  <c:v>7</c:v>
+                </c:pt>
+                <c:pt idx="6">
+                  <c:v>8</c:v>
+                </c:pt>
+                <c:pt idx="7">
+                  <c:v>9</c:v>
+                </c:pt>
+              </c:numCache>
+            </c:numRef>
+          </c:xVal>
+          <c:yVal>
+            <c:numRef>
+              <c:f>'Increasing MPI Rank'!$B$26:$I$26</c:f>
+              <c:numCache>
+                <c:formatCode>General</c:formatCode>
+                <c:ptCount val="8"/>
+                <c:pt idx="0">
+                  <c:v>64.179345999999995</c:v>
+                </c:pt>
+                <c:pt idx="1">
+                  <c:v>25.230481000000001</c:v>
+                </c:pt>
+                <c:pt idx="2">
+                  <c:v>53.645772666666666</c:v>
+                </c:pt>
+                <c:pt idx="3">
+                  <c:v>52.428371333333331</c:v>
+                </c:pt>
+                <c:pt idx="4">
+                  <c:v>42.335416666666667</c:v>
+                </c:pt>
+                <c:pt idx="5">
+                  <c:v>40.973359333333327</c:v>
+                </c:pt>
+                <c:pt idx="6">
+                  <c:v>35.844228333333341</c:v>
+                </c:pt>
+                <c:pt idx="7">
+                  <c:v>34.340981999999997</c:v>
+                </c:pt>
+              </c:numCache>
+            </c:numRef>
+          </c:yVal>
+          <c:smooth val="1"/>
+          <c:extLst>
+            <c:ext xmlns:c16="http://schemas.microsoft.com/office/drawing/2014/chart" uri="{C3380CC4-5D6E-409C-BE32-E72D297353CC}">
+              <c16:uniqueId val="{00000003-737F-4FEA-9D87-30ACD0775E7D}"/>
+            </c:ext>
+          </c:extLst>
+        </c:ser>
+        <c:dLbls>
+          <c:showLegendKey val="0"/>
+          <c:showVal val="0"/>
+          <c:showCatName val="0"/>
+          <c:showSerName val="0"/>
+          <c:showPercent val="0"/>
+          <c:showBubbleSize val="0"/>
+        </c:dLbls>
+        <c:axId val="244891103"/>
+        <c:axId val="244887743"/>
+      </c:scatterChart>
+      <c:valAx>
+        <c:axId val="244891103"/>
+        <c:scaling>
+          <c:orientation val="minMax"/>
+        </c:scaling>
+        <c:delete val="0"/>
+        <c:axPos val="b"/>
+        <c:majorGridlines>
+          <c:spPr>
+            <a:ln w="9525" cap="flat" cmpd="sng" algn="ctr">
+              <a:solidFill>
+                <a:schemeClr val="tx1">
+                  <a:lumMod val="15000"/>
+                  <a:lumOff val="85000"/>
+                </a:schemeClr>
+              </a:solidFill>
+              <a:round/>
+            </a:ln>
+            <a:effectLst/>
+          </c:spPr>
+        </c:majorGridlines>
+        <c:title>
+          <c:tx>
+            <c:rich>
+              <a:bodyPr rot="0" spcFirstLastPara="1" vertOverflow="ellipsis" vert="horz" wrap="square" anchor="ctr" anchorCtr="1"/>
+              <a:lstStyle/>
+              <a:p>
+                <a:pPr>
+                  <a:defRPr sz="1000" b="0" i="0" u="none" strike="noStrike" kern="1200" baseline="0">
+                    <a:solidFill>
+                      <a:schemeClr val="tx1">
+                        <a:lumMod val="65000"/>
+                        <a:lumOff val="35000"/>
+                      </a:schemeClr>
+                    </a:solidFill>
+                    <a:latin typeface="+mn-lt"/>
+                    <a:ea typeface="+mn-ea"/>
+                    <a:cs typeface="+mn-cs"/>
+                  </a:defRPr>
+                </a:pPr>
+                <a:r>
+                  <a:rPr lang="en-US"/>
+                  <a:t>Rank</a:t>
+                </a:r>
+                <a:r>
+                  <a:rPr lang="en-US" baseline="0"/>
+                  <a:t> Number</a:t>
+                </a:r>
+                <a:endParaRPr lang="en-US"/>
+              </a:p>
+            </c:rich>
+          </c:tx>
+          <c:overlay val="0"/>
+          <c:spPr>
+            <a:noFill/>
+            <a:ln>
+              <a:noFill/>
+            </a:ln>
+            <a:effectLst/>
+          </c:spPr>
+          <c:txPr>
+            <a:bodyPr rot="0" spcFirstLastPara="1" vertOverflow="ellipsis" vert="horz" wrap="square" anchor="ctr" anchorCtr="1"/>
+            <a:lstStyle/>
+            <a:p>
+              <a:pPr>
+                <a:defRPr sz="1000" b="0" i="0" u="none" strike="noStrike" kern="1200" baseline="0">
+                  <a:solidFill>
+                    <a:schemeClr val="tx1">
+                      <a:lumMod val="65000"/>
+                      <a:lumOff val="35000"/>
+                    </a:schemeClr>
+                  </a:solidFill>
+                  <a:latin typeface="+mn-lt"/>
+                  <a:ea typeface="+mn-ea"/>
+                  <a:cs typeface="+mn-cs"/>
+                </a:defRPr>
+              </a:pPr>
+              <a:endParaRPr lang="en-US"/>
+            </a:p>
+          </c:txPr>
+        </c:title>
+        <c:numFmt formatCode="General" sourceLinked="1"/>
+        <c:majorTickMark val="none"/>
+        <c:minorTickMark val="none"/>
+        <c:tickLblPos val="nextTo"/>
+        <c:spPr>
+          <a:noFill/>
+          <a:ln w="9525" cap="flat" cmpd="sng" algn="ctr">
+            <a:solidFill>
+              <a:schemeClr val="tx1">
+                <a:lumMod val="25000"/>
+                <a:lumOff val="75000"/>
+              </a:schemeClr>
+            </a:solidFill>
+            <a:round/>
+          </a:ln>
+          <a:effectLst/>
+        </c:spPr>
+        <c:txPr>
+          <a:bodyPr rot="-60000000" spcFirstLastPara="1" vertOverflow="ellipsis" vert="horz" wrap="square" anchor="ctr" anchorCtr="1"/>
+          <a:lstStyle/>
+          <a:p>
+            <a:pPr>
+              <a:defRPr sz="900" b="0" i="0" u="none" strike="noStrike" kern="1200" baseline="0">
+                <a:solidFill>
+                  <a:schemeClr val="tx1">
+                    <a:lumMod val="65000"/>
+                    <a:lumOff val="35000"/>
+                  </a:schemeClr>
+                </a:solidFill>
+                <a:latin typeface="+mn-lt"/>
+                <a:ea typeface="+mn-ea"/>
+                <a:cs typeface="+mn-cs"/>
+              </a:defRPr>
+            </a:pPr>
+            <a:endParaRPr lang="en-US"/>
+          </a:p>
+        </c:txPr>
+        <c:crossAx val="244887743"/>
+        <c:crosses val="autoZero"/>
+        <c:crossBetween val="midCat"/>
+      </c:valAx>
+      <c:valAx>
+        <c:axId val="244887743"/>
+        <c:scaling>
+          <c:orientation val="minMax"/>
+        </c:scaling>
+        <c:delete val="0"/>
+        <c:axPos val="l"/>
+        <c:majorGridlines>
+          <c:spPr>
+            <a:ln w="9525" cap="flat" cmpd="sng" algn="ctr">
+              <a:solidFill>
+                <a:schemeClr val="tx1">
+                  <a:lumMod val="15000"/>
+                  <a:lumOff val="85000"/>
+                </a:schemeClr>
+              </a:solidFill>
+              <a:round/>
+            </a:ln>
+            <a:effectLst/>
+          </c:spPr>
+        </c:majorGridlines>
+        <c:title>
+          <c:tx>
+            <c:rich>
+              <a:bodyPr rot="-5400000" spcFirstLastPara="1" vertOverflow="ellipsis" vert="horz" wrap="square" anchor="ctr" anchorCtr="1"/>
+              <a:lstStyle/>
+              <a:p>
+                <a:pPr>
+                  <a:defRPr sz="1000" b="0" i="0" u="none" strike="noStrike" kern="1200" baseline="0">
+                    <a:solidFill>
+                      <a:schemeClr val="tx1">
+                        <a:lumMod val="65000"/>
+                        <a:lumOff val="35000"/>
+                      </a:schemeClr>
+                    </a:solidFill>
+                    <a:latin typeface="+mn-lt"/>
+                    <a:ea typeface="+mn-ea"/>
+                    <a:cs typeface="+mn-cs"/>
+                  </a:defRPr>
+                </a:pPr>
+                <a:r>
+                  <a:rPr lang="en-US"/>
+                  <a:t>Time</a:t>
+                </a:r>
+                <a:r>
+                  <a:rPr lang="en-US" baseline="0"/>
+                  <a:t> Seconds</a:t>
+                </a:r>
+                <a:endParaRPr lang="en-US"/>
+              </a:p>
+            </c:rich>
+          </c:tx>
+          <c:overlay val="0"/>
+          <c:spPr>
+            <a:noFill/>
+            <a:ln>
+              <a:noFill/>
+            </a:ln>
+            <a:effectLst/>
+          </c:spPr>
+          <c:txPr>
+            <a:bodyPr rot="-5400000" spcFirstLastPara="1" vertOverflow="ellipsis" vert="horz" wrap="square" anchor="ctr" anchorCtr="1"/>
+            <a:lstStyle/>
+            <a:p>
+              <a:pPr>
+                <a:defRPr sz="1000" b="0" i="0" u="none" strike="noStrike" kern="1200" baseline="0">
+                  <a:solidFill>
+                    <a:schemeClr val="tx1">
+                      <a:lumMod val="65000"/>
+                      <a:lumOff val="35000"/>
+                    </a:schemeClr>
+                  </a:solidFill>
+                  <a:latin typeface="+mn-lt"/>
+                  <a:ea typeface="+mn-ea"/>
+                  <a:cs typeface="+mn-cs"/>
+                </a:defRPr>
+              </a:pPr>
+              <a:endParaRPr lang="en-US"/>
+            </a:p>
+          </c:txPr>
+        </c:title>
+        <c:numFmt formatCode="General" sourceLinked="1"/>
+        <c:majorTickMark val="none"/>
+        <c:minorTickMark val="none"/>
+        <c:tickLblPos val="nextTo"/>
+        <c:spPr>
+          <a:noFill/>
+          <a:ln w="9525" cap="flat" cmpd="sng" algn="ctr">
+            <a:solidFill>
+              <a:schemeClr val="tx1">
+                <a:lumMod val="25000"/>
+                <a:lumOff val="75000"/>
+              </a:schemeClr>
+            </a:solidFill>
+            <a:round/>
+          </a:ln>
+          <a:effectLst/>
+        </c:spPr>
+        <c:txPr>
+          <a:bodyPr rot="-60000000" spcFirstLastPara="1" vertOverflow="ellipsis" vert="horz" wrap="square" anchor="ctr" anchorCtr="1"/>
+          <a:lstStyle/>
+          <a:p>
+            <a:pPr>
+              <a:defRPr sz="900" b="0" i="0" u="none" strike="noStrike" kern="1200" baseline="0">
+                <a:solidFill>
+                  <a:schemeClr val="tx1">
+                    <a:lumMod val="65000"/>
+                    <a:lumOff val="35000"/>
+                  </a:schemeClr>
+                </a:solidFill>
+                <a:latin typeface="+mn-lt"/>
+                <a:ea typeface="+mn-ea"/>
+                <a:cs typeface="+mn-cs"/>
+              </a:defRPr>
+            </a:pPr>
+            <a:endParaRPr lang="en-US"/>
+          </a:p>
+        </c:txPr>
+        <c:crossAx val="244891103"/>
+        <c:crosses val="autoZero"/>
+        <c:crossBetween val="midCat"/>
+      </c:valAx>
+      <c:spPr>
+        <a:noFill/>
+        <a:ln>
+          <a:noFill/>
+        </a:ln>
+        <a:effectLst/>
+      </c:spPr>
+    </c:plotArea>
+    <c:legend>
+      <c:legendPos val="b"/>
+      <c:overlay val="0"/>
+      <c:spPr>
+        <a:noFill/>
+        <a:ln>
+          <a:noFill/>
+        </a:ln>
+        <a:effectLst/>
+      </c:spPr>
+      <c:txPr>
+        <a:bodyPr rot="0" spcFirstLastPara="1" vertOverflow="ellipsis" vert="horz" wrap="square" anchor="ctr" anchorCtr="1"/>
+        <a:lstStyle/>
+        <a:p>
+          <a:pPr>
+            <a:defRPr sz="900" b="0" i="0" u="none" strike="noStrike" kern="1200" baseline="0">
+              <a:solidFill>
+                <a:schemeClr val="tx1">
+                  <a:lumMod val="65000"/>
+                  <a:lumOff val="35000"/>
+                </a:schemeClr>
+              </a:solidFill>
+              <a:latin typeface="+mn-lt"/>
+              <a:ea typeface="+mn-ea"/>
+              <a:cs typeface="+mn-cs"/>
+            </a:defRPr>
+          </a:pPr>
+          <a:endParaRPr lang="en-US"/>
+        </a:p>
+      </c:txPr>
+    </c:legend>
+    <c:plotVisOnly val="1"/>
+    <c:dispBlanksAs val="gap"/>
+    <c:showDLblsOverMax val="0"/>
+    <c:extLst>
+      <c:ext xmlns:c16r3="http://schemas.microsoft.com/office/drawing/2017/03/chart" uri="{56B9EC1D-385E-4148-901F-78D8002777C0}">
+        <c16r3:dataDisplayOptions16>
+          <c16r3:dispNaAsBlank val="1"/>
+        </c16r3:dataDisplayOptions16>
+      </c:ext>
+    </c:extLst>
+  </c:chart>
+  <c:spPr>
+    <a:solidFill>
+      <a:schemeClr val="bg1"/>
+    </a:solidFill>
+    <a:ln w="9525" cap="flat" cmpd="sng" algn="ctr">
+      <a:solidFill>
+        <a:schemeClr val="tx1">
+          <a:lumMod val="15000"/>
+          <a:lumOff val="85000"/>
+        </a:schemeClr>
+      </a:solidFill>
+      <a:round/>
+    </a:ln>
+    <a:effectLst/>
+  </c:spPr>
+  <c:txPr>
+    <a:bodyPr/>
+    <a:lstStyle/>
+    <a:p>
+      <a:pPr>
+        <a:defRPr/>
+      </a:pPr>
+      <a:endParaRPr lang="en-US"/>
+    </a:p>
+  </c:txPr>
+  <c:externalData r:id="rId3">
+    <c:autoUpdate val="0"/>
+  </c:externalData>
+</c:chartSpace>
+</file>
+
+<file path=word/charts/chart2.xml><?xml version="1.0" encoding="utf-8"?>
+<c:chartSpace xmlns:c="http://schemas.openxmlformats.org/drawingml/2006/chart" xmlns:a="http://schemas.openxmlformats.org/drawingml/2006/main" xmlns:r="http://schemas.openxmlformats.org/officeDocument/2006/relationships" xmlns:c16r2="http://schemas.microsoft.com/office/drawing/2015/06/chart">
+  <c:date1904 val="0"/>
+  <c:lang val="en-US"/>
+  <c:roundedCorners val="0"/>
+  <mc:AlternateContent xmlns:mc="http://schemas.openxmlformats.org/markup-compatibility/2006">
+    <mc:Choice xmlns:c14="http://schemas.microsoft.com/office/drawing/2007/8/2/chart" Requires="c14">
+      <c14:style val="102"/>
+    </mc:Choice>
+    <mc:Fallback>
+      <c:style val="2"/>
+    </mc:Fallback>
+  </mc:AlternateContent>
+  <c:chart>
+    <c:title>
+      <c:tx>
+        <c:rich>
+          <a:bodyPr rot="0" spcFirstLastPara="1" vertOverflow="ellipsis" vert="horz" wrap="square" anchor="ctr" anchorCtr="1"/>
+          <a:lstStyle/>
+          <a:p>
+            <a:pPr>
+              <a:defRPr sz="1400" b="0" i="0" u="none" strike="noStrike" kern="1200" spc="0" baseline="0">
+                <a:solidFill>
+                  <a:schemeClr val="tx1">
+                    <a:lumMod val="65000"/>
+                    <a:lumOff val="35000"/>
+                  </a:schemeClr>
+                </a:solidFill>
+                <a:latin typeface="+mn-lt"/>
+                <a:ea typeface="+mn-ea"/>
+                <a:cs typeface="+mn-cs"/>
+              </a:defRPr>
+            </a:pPr>
+            <a:r>
+              <a:rPr lang="en-US"/>
+              <a:t>Increasing Thread Count</a:t>
+            </a:r>
+          </a:p>
+        </c:rich>
+      </c:tx>
+      <c:overlay val="0"/>
+      <c:spPr>
+        <a:noFill/>
+        <a:ln>
+          <a:noFill/>
+        </a:ln>
+        <a:effectLst/>
+      </c:spPr>
+      <c:txPr>
+        <a:bodyPr rot="0" spcFirstLastPara="1" vertOverflow="ellipsis" vert="horz" wrap="square" anchor="ctr" anchorCtr="1"/>
+        <a:lstStyle/>
+        <a:p>
+          <a:pPr>
+            <a:defRPr sz="1400" b="0" i="0" u="none" strike="noStrike" kern="1200" spc="0" baseline="0">
+              <a:solidFill>
+                <a:schemeClr val="tx1">
+                  <a:lumMod val="65000"/>
+                  <a:lumOff val="35000"/>
+                </a:schemeClr>
+              </a:solidFill>
+              <a:latin typeface="+mn-lt"/>
+              <a:ea typeface="+mn-ea"/>
+              <a:cs typeface="+mn-cs"/>
+            </a:defRPr>
+          </a:pPr>
+          <a:endParaRPr lang="en-US"/>
+        </a:p>
+      </c:txPr>
+    </c:title>
+    <c:autoTitleDeleted val="0"/>
+    <c:plotArea>
+      <c:layout/>
+      <c:scatterChart>
+        <c:scatterStyle val="smoothMarker"/>
+        <c:varyColors val="0"/>
+        <c:ser>
+          <c:idx val="0"/>
+          <c:order val="0"/>
+          <c:tx>
+            <c:strRef>
+              <c:f>'Increasing Threadcount'!$A$16</c:f>
+              <c:strCache>
+                <c:ptCount val="1"/>
+                <c:pt idx="0">
+                  <c:v>Time on 2 Ranks</c:v>
+                </c:pt>
+              </c:strCache>
+            </c:strRef>
+          </c:tx>
+          <c:spPr>
+            <a:ln w="19050" cap="rnd">
+              <a:solidFill>
+                <a:schemeClr val="accent1"/>
+              </a:solidFill>
+              <a:round/>
+            </a:ln>
+            <a:effectLst/>
+          </c:spPr>
+          <c:marker>
+            <c:symbol val="circle"/>
+            <c:size val="5"/>
+            <c:spPr>
+              <a:solidFill>
+                <a:schemeClr val="accent1"/>
+              </a:solidFill>
+              <a:ln w="9525">
+                <a:solidFill>
+                  <a:schemeClr val="accent1"/>
+                </a:solidFill>
+              </a:ln>
+              <a:effectLst/>
+            </c:spPr>
+          </c:marker>
+          <c:xVal>
+            <c:numRef>
+              <c:f>'Increasing Threadcount'!$B$15:$I$15</c:f>
+              <c:numCache>
+                <c:formatCode>General</c:formatCode>
+                <c:ptCount val="8"/>
+                <c:pt idx="0">
+                  <c:v>10</c:v>
+                </c:pt>
+                <c:pt idx="1">
+                  <c:v>20</c:v>
+                </c:pt>
+                <c:pt idx="2">
+                  <c:v>30</c:v>
+                </c:pt>
+                <c:pt idx="3">
+                  <c:v>40</c:v>
+                </c:pt>
+                <c:pt idx="4">
+                  <c:v>50</c:v>
+                </c:pt>
+                <c:pt idx="5">
+                  <c:v>60</c:v>
+                </c:pt>
+                <c:pt idx="6">
+                  <c:v>70</c:v>
+                </c:pt>
+                <c:pt idx="7">
+                  <c:v>80</c:v>
+                </c:pt>
+              </c:numCache>
+            </c:numRef>
+          </c:xVal>
+          <c:yVal>
+            <c:numRef>
+              <c:f>'Increasing Threadcount'!$B$16:$I$16</c:f>
+              <c:numCache>
+                <c:formatCode>General</c:formatCode>
+                <c:ptCount val="8"/>
+                <c:pt idx="1">
+                  <c:v>53.213341999999997</c:v>
+                </c:pt>
+                <c:pt idx="2">
+                  <c:v>40.961955000000003</c:v>
+                </c:pt>
+                <c:pt idx="3">
+                  <c:v>30.954595000000001</c:v>
+                </c:pt>
+                <c:pt idx="4">
+                  <c:v>27.917403</c:v>
+                </c:pt>
+                <c:pt idx="5">
+                  <c:v>24.770527000000001</c:v>
+                </c:pt>
+                <c:pt idx="6">
+                  <c:v>22.954685000000001</c:v>
+                </c:pt>
+                <c:pt idx="7">
+                  <c:v>21.002725999999999</c:v>
+                </c:pt>
+              </c:numCache>
+            </c:numRef>
+          </c:yVal>
+          <c:smooth val="1"/>
+          <c:extLst>
+            <c:ext xmlns:c16="http://schemas.microsoft.com/office/drawing/2014/chart" uri="{C3380CC4-5D6E-409C-BE32-E72D297353CC}">
+              <c16:uniqueId val="{00000000-AF09-418D-BA25-85430B0A2C06}"/>
+            </c:ext>
+          </c:extLst>
+        </c:ser>
+        <c:ser>
+          <c:idx val="1"/>
+          <c:order val="1"/>
+          <c:tx>
+            <c:strRef>
+              <c:f>'Increasing Threadcount'!$A$17</c:f>
+              <c:strCache>
+                <c:ptCount val="1"/>
+                <c:pt idx="0">
+                  <c:v>Time on 8 Ranks</c:v>
+                </c:pt>
+              </c:strCache>
+            </c:strRef>
+          </c:tx>
+          <c:spPr>
+            <a:ln w="19050" cap="rnd">
+              <a:solidFill>
+                <a:schemeClr val="accent2"/>
+              </a:solidFill>
+              <a:round/>
+            </a:ln>
+            <a:effectLst/>
+          </c:spPr>
+          <c:marker>
+            <c:symbol val="circle"/>
+            <c:size val="5"/>
+            <c:spPr>
+              <a:solidFill>
+                <a:schemeClr val="accent2"/>
+              </a:solidFill>
+              <a:ln w="9525">
+                <a:solidFill>
+                  <a:schemeClr val="accent2"/>
+                </a:solidFill>
+              </a:ln>
+              <a:effectLst/>
+            </c:spPr>
+          </c:marker>
+          <c:xVal>
+            <c:numRef>
+              <c:f>'Increasing Threadcount'!$B$15:$I$15</c:f>
+              <c:numCache>
+                <c:formatCode>General</c:formatCode>
+                <c:ptCount val="8"/>
+                <c:pt idx="0">
+                  <c:v>10</c:v>
+                </c:pt>
+                <c:pt idx="1">
+                  <c:v>20</c:v>
+                </c:pt>
+                <c:pt idx="2">
+                  <c:v>30</c:v>
+                </c:pt>
+                <c:pt idx="3">
+                  <c:v>40</c:v>
+                </c:pt>
+                <c:pt idx="4">
+                  <c:v>50</c:v>
+                </c:pt>
+                <c:pt idx="5">
+                  <c:v>60</c:v>
+                </c:pt>
+                <c:pt idx="6">
+                  <c:v>70</c:v>
+                </c:pt>
+                <c:pt idx="7">
+                  <c:v>80</c:v>
+                </c:pt>
+              </c:numCache>
+            </c:numRef>
+          </c:xVal>
+          <c:yVal>
+            <c:numRef>
+              <c:f>'Increasing Threadcount'!$B$17:$I$17</c:f>
+              <c:numCache>
+                <c:formatCode>General</c:formatCode>
+                <c:ptCount val="8"/>
+                <c:pt idx="0">
+                  <c:v>51.472206</c:v>
+                </c:pt>
+                <c:pt idx="1">
+                  <c:v>30.324584999999999</c:v>
+                </c:pt>
+                <c:pt idx="2">
+                  <c:v>23.290037000000002</c:v>
+                </c:pt>
+                <c:pt idx="3">
+                  <c:v>19.394995000000002</c:v>
+                </c:pt>
+                <c:pt idx="4">
+                  <c:v>17.758044999999999</c:v>
+                </c:pt>
+                <c:pt idx="5">
+                  <c:v>16.466191999999999</c:v>
+                </c:pt>
+                <c:pt idx="6">
+                  <c:v>15.296424999999999</c:v>
+                </c:pt>
+                <c:pt idx="7">
+                  <c:v>14.113797</c:v>
+                </c:pt>
+              </c:numCache>
+            </c:numRef>
+          </c:yVal>
+          <c:smooth val="1"/>
+          <c:extLst>
+            <c:ext xmlns:c16="http://schemas.microsoft.com/office/drawing/2014/chart" uri="{C3380CC4-5D6E-409C-BE32-E72D297353CC}">
+              <c16:uniqueId val="{00000001-AF09-418D-BA25-85430B0A2C06}"/>
+            </c:ext>
+          </c:extLst>
+        </c:ser>
+        <c:dLbls>
+          <c:showLegendKey val="0"/>
+          <c:showVal val="0"/>
+          <c:showCatName val="0"/>
+          <c:showSerName val="0"/>
+          <c:showPercent val="0"/>
+          <c:showBubbleSize val="0"/>
+        </c:dLbls>
+        <c:axId val="244937663"/>
+        <c:axId val="244938623"/>
+      </c:scatterChart>
+      <c:valAx>
+        <c:axId val="244937663"/>
+        <c:scaling>
+          <c:orientation val="minMax"/>
+        </c:scaling>
+        <c:delete val="0"/>
+        <c:axPos val="b"/>
+        <c:majorGridlines>
+          <c:spPr>
+            <a:ln w="9525" cap="flat" cmpd="sng" algn="ctr">
+              <a:solidFill>
+                <a:schemeClr val="tx1">
+                  <a:lumMod val="15000"/>
+                  <a:lumOff val="85000"/>
+                </a:schemeClr>
+              </a:solidFill>
+              <a:round/>
+            </a:ln>
+            <a:effectLst/>
+          </c:spPr>
+        </c:majorGridlines>
+        <c:title>
+          <c:tx>
+            <c:rich>
+              <a:bodyPr rot="0" spcFirstLastPara="1" vertOverflow="ellipsis" vert="horz" wrap="square" anchor="ctr" anchorCtr="1"/>
+              <a:lstStyle/>
+              <a:p>
+                <a:pPr>
+                  <a:defRPr sz="1000" b="0" i="0" u="none" strike="noStrike" kern="1200" baseline="0">
+                    <a:solidFill>
+                      <a:schemeClr val="tx1">
+                        <a:lumMod val="65000"/>
+                        <a:lumOff val="35000"/>
+                      </a:schemeClr>
+                    </a:solidFill>
+                    <a:latin typeface="+mn-lt"/>
+                    <a:ea typeface="+mn-ea"/>
+                    <a:cs typeface="+mn-cs"/>
+                  </a:defRPr>
+                </a:pPr>
+                <a:r>
+                  <a:rPr lang="en-US"/>
+                  <a:t>Number</a:t>
+                </a:r>
+                <a:r>
+                  <a:rPr lang="en-US" baseline="0"/>
+                  <a:t> of Threads</a:t>
+                </a:r>
+                <a:endParaRPr lang="en-US"/>
+              </a:p>
+            </c:rich>
+          </c:tx>
+          <c:overlay val="0"/>
+          <c:spPr>
+            <a:noFill/>
+            <a:ln>
+              <a:noFill/>
+            </a:ln>
+            <a:effectLst/>
+          </c:spPr>
+          <c:txPr>
+            <a:bodyPr rot="0" spcFirstLastPara="1" vertOverflow="ellipsis" vert="horz" wrap="square" anchor="ctr" anchorCtr="1"/>
+            <a:lstStyle/>
+            <a:p>
+              <a:pPr>
+                <a:defRPr sz="1000" b="0" i="0" u="none" strike="noStrike" kern="1200" baseline="0">
+                  <a:solidFill>
+                    <a:schemeClr val="tx1">
+                      <a:lumMod val="65000"/>
+                      <a:lumOff val="35000"/>
+                    </a:schemeClr>
+                  </a:solidFill>
+                  <a:latin typeface="+mn-lt"/>
+                  <a:ea typeface="+mn-ea"/>
+                  <a:cs typeface="+mn-cs"/>
+                </a:defRPr>
+              </a:pPr>
+              <a:endParaRPr lang="en-US"/>
+            </a:p>
+          </c:txPr>
+        </c:title>
+        <c:numFmt formatCode="General" sourceLinked="1"/>
+        <c:majorTickMark val="none"/>
+        <c:minorTickMark val="none"/>
+        <c:tickLblPos val="nextTo"/>
+        <c:spPr>
+          <a:noFill/>
+          <a:ln w="9525" cap="flat" cmpd="sng" algn="ctr">
+            <a:solidFill>
+              <a:schemeClr val="tx1">
+                <a:lumMod val="25000"/>
+                <a:lumOff val="75000"/>
+              </a:schemeClr>
+            </a:solidFill>
+            <a:round/>
+          </a:ln>
+          <a:effectLst/>
+        </c:spPr>
+        <c:txPr>
+          <a:bodyPr rot="-60000000" spcFirstLastPara="1" vertOverflow="ellipsis" vert="horz" wrap="square" anchor="ctr" anchorCtr="1"/>
+          <a:lstStyle/>
+          <a:p>
+            <a:pPr>
+              <a:defRPr sz="900" b="0" i="0" u="none" strike="noStrike" kern="1200" baseline="0">
+                <a:solidFill>
+                  <a:schemeClr val="tx1">
+                    <a:lumMod val="65000"/>
+                    <a:lumOff val="35000"/>
+                  </a:schemeClr>
+                </a:solidFill>
+                <a:latin typeface="+mn-lt"/>
+                <a:ea typeface="+mn-ea"/>
+                <a:cs typeface="+mn-cs"/>
+              </a:defRPr>
+            </a:pPr>
+            <a:endParaRPr lang="en-US"/>
+          </a:p>
+        </c:txPr>
+        <c:crossAx val="244938623"/>
+        <c:crosses val="autoZero"/>
+        <c:crossBetween val="midCat"/>
+      </c:valAx>
+      <c:valAx>
+        <c:axId val="244938623"/>
+        <c:scaling>
+          <c:orientation val="minMax"/>
+        </c:scaling>
+        <c:delete val="0"/>
+        <c:axPos val="l"/>
+        <c:majorGridlines>
+          <c:spPr>
+            <a:ln w="9525" cap="flat" cmpd="sng" algn="ctr">
+              <a:solidFill>
+                <a:schemeClr val="tx1">
+                  <a:lumMod val="15000"/>
+                  <a:lumOff val="85000"/>
+                </a:schemeClr>
+              </a:solidFill>
+              <a:round/>
+            </a:ln>
+            <a:effectLst/>
+          </c:spPr>
+        </c:majorGridlines>
+        <c:title>
+          <c:tx>
+            <c:rich>
+              <a:bodyPr rot="-5400000" spcFirstLastPara="1" vertOverflow="ellipsis" vert="horz" wrap="square" anchor="ctr" anchorCtr="1"/>
+              <a:lstStyle/>
+              <a:p>
+                <a:pPr>
+                  <a:defRPr sz="1000" b="0" i="0" u="none" strike="noStrike" kern="1200" baseline="0">
+                    <a:solidFill>
+                      <a:schemeClr val="tx1">
+                        <a:lumMod val="65000"/>
+                        <a:lumOff val="35000"/>
+                      </a:schemeClr>
+                    </a:solidFill>
+                    <a:latin typeface="+mn-lt"/>
+                    <a:ea typeface="+mn-ea"/>
+                    <a:cs typeface="+mn-cs"/>
+                  </a:defRPr>
+                </a:pPr>
+                <a:r>
+                  <a:rPr lang="en-US"/>
+                  <a:t>Time</a:t>
+                </a:r>
+                <a:r>
+                  <a:rPr lang="en-US" baseline="0"/>
+                  <a:t> in Seconds</a:t>
+                </a:r>
+                <a:endParaRPr lang="en-US"/>
+              </a:p>
+            </c:rich>
+          </c:tx>
+          <c:overlay val="0"/>
+          <c:spPr>
+            <a:noFill/>
+            <a:ln>
+              <a:noFill/>
+            </a:ln>
+            <a:effectLst/>
+          </c:spPr>
+          <c:txPr>
+            <a:bodyPr rot="-5400000" spcFirstLastPara="1" vertOverflow="ellipsis" vert="horz" wrap="square" anchor="ctr" anchorCtr="1"/>
+            <a:lstStyle/>
+            <a:p>
+              <a:pPr>
+                <a:defRPr sz="1000" b="0" i="0" u="none" strike="noStrike" kern="1200" baseline="0">
+                  <a:solidFill>
+                    <a:schemeClr val="tx1">
+                      <a:lumMod val="65000"/>
+                      <a:lumOff val="35000"/>
+                    </a:schemeClr>
+                  </a:solidFill>
+                  <a:latin typeface="+mn-lt"/>
+                  <a:ea typeface="+mn-ea"/>
+                  <a:cs typeface="+mn-cs"/>
+                </a:defRPr>
+              </a:pPr>
+              <a:endParaRPr lang="en-US"/>
+            </a:p>
+          </c:txPr>
+        </c:title>
+        <c:numFmt formatCode="General" sourceLinked="1"/>
+        <c:majorTickMark val="none"/>
+        <c:minorTickMark val="none"/>
+        <c:tickLblPos val="nextTo"/>
+        <c:spPr>
+          <a:noFill/>
+          <a:ln w="9525" cap="flat" cmpd="sng" algn="ctr">
+            <a:solidFill>
+              <a:schemeClr val="tx1">
+                <a:lumMod val="25000"/>
+                <a:lumOff val="75000"/>
+              </a:schemeClr>
+            </a:solidFill>
+            <a:round/>
+          </a:ln>
+          <a:effectLst/>
+        </c:spPr>
+        <c:txPr>
+          <a:bodyPr rot="-60000000" spcFirstLastPara="1" vertOverflow="ellipsis" vert="horz" wrap="square" anchor="ctr" anchorCtr="1"/>
+          <a:lstStyle/>
+          <a:p>
+            <a:pPr>
+              <a:defRPr sz="900" b="0" i="0" u="none" strike="noStrike" kern="1200" baseline="0">
+                <a:solidFill>
+                  <a:schemeClr val="tx1">
+                    <a:lumMod val="65000"/>
+                    <a:lumOff val="35000"/>
+                  </a:schemeClr>
+                </a:solidFill>
+                <a:latin typeface="+mn-lt"/>
+                <a:ea typeface="+mn-ea"/>
+                <a:cs typeface="+mn-cs"/>
+              </a:defRPr>
+            </a:pPr>
+            <a:endParaRPr lang="en-US"/>
+          </a:p>
+        </c:txPr>
+        <c:crossAx val="244937663"/>
+        <c:crosses val="autoZero"/>
+        <c:crossBetween val="midCat"/>
+      </c:valAx>
+      <c:spPr>
+        <a:noFill/>
+        <a:ln>
+          <a:noFill/>
+        </a:ln>
+        <a:effectLst/>
+      </c:spPr>
+    </c:plotArea>
+    <c:legend>
+      <c:legendPos val="b"/>
+      <c:overlay val="0"/>
+      <c:spPr>
+        <a:noFill/>
+        <a:ln>
+          <a:noFill/>
+        </a:ln>
+        <a:effectLst/>
+      </c:spPr>
+      <c:txPr>
+        <a:bodyPr rot="0" spcFirstLastPara="1" vertOverflow="ellipsis" vert="horz" wrap="square" anchor="ctr" anchorCtr="1"/>
+        <a:lstStyle/>
+        <a:p>
+          <a:pPr>
+            <a:defRPr sz="900" b="0" i="0" u="none" strike="noStrike" kern="1200" baseline="0">
+              <a:solidFill>
+                <a:schemeClr val="tx1">
+                  <a:lumMod val="65000"/>
+                  <a:lumOff val="35000"/>
+                </a:schemeClr>
+              </a:solidFill>
+              <a:latin typeface="+mn-lt"/>
+              <a:ea typeface="+mn-ea"/>
+              <a:cs typeface="+mn-cs"/>
+            </a:defRPr>
+          </a:pPr>
+          <a:endParaRPr lang="en-US"/>
+        </a:p>
+      </c:txPr>
+    </c:legend>
+    <c:plotVisOnly val="1"/>
+    <c:dispBlanksAs val="gap"/>
+    <c:showDLblsOverMax val="0"/>
+    <c:extLst>
+      <c:ext xmlns:c16r3="http://schemas.microsoft.com/office/drawing/2017/03/chart" uri="{56B9EC1D-385E-4148-901F-78D8002777C0}">
+        <c16r3:dataDisplayOptions16>
+          <c16r3:dispNaAsBlank val="1"/>
+        </c16r3:dataDisplayOptions16>
+      </c:ext>
+    </c:extLst>
+  </c:chart>
+  <c:spPr>
+    <a:solidFill>
+      <a:schemeClr val="bg1"/>
+    </a:solidFill>
+    <a:ln w="9525" cap="flat" cmpd="sng" algn="ctr">
+      <a:solidFill>
+        <a:schemeClr val="tx1">
+          <a:lumMod val="15000"/>
+          <a:lumOff val="85000"/>
+        </a:schemeClr>
+      </a:solidFill>
+      <a:round/>
+    </a:ln>
+    <a:effectLst/>
+  </c:spPr>
+  <c:txPr>
+    <a:bodyPr/>
+    <a:lstStyle/>
+    <a:p>
+      <a:pPr>
+        <a:defRPr/>
+      </a:pPr>
+      <a:endParaRPr lang="en-US"/>
+    </a:p>
+  </c:txPr>
+  <c:externalData r:id="rId3">
+    <c:autoUpdate val="0"/>
+  </c:externalData>
+</c:chartSpace>
+</file>
+
+<file path=word/charts/colors1.xml><?xml version="1.0" encoding="utf-8"?>
+<cs:colorStyle xmlns:cs="http://schemas.microsoft.com/office/drawing/2012/chartStyle" xmlns:a="http://schemas.openxmlformats.org/drawingml/2006/main" meth="cycle" id="10">
+  <a:schemeClr val="accent1"/>
+  <a:schemeClr val="accent2"/>
+  <a:schemeClr val="accent3"/>
+  <a:schemeClr val="accent4"/>
+  <a:schemeClr val="accent5"/>
+  <a:schemeClr val="accent6"/>
+  <cs:variation/>
+  <cs:variation>
+    <a:lumMod val="60000"/>
+  </cs:variation>
+  <cs:variation>
+    <a:lumMod val="80000"/>
+    <a:lumOff val="20000"/>
+  </cs:variation>
+  <cs:variation>
+    <a:lumMod val="80000"/>
+  </cs:variation>
+  <cs:variation>
+    <a:lumMod val="60000"/>
+    <a:lumOff val="40000"/>
+  </cs:variation>
+  <cs:variation>
+    <a:lumMod val="50000"/>
+  </cs:variation>
+  <cs:variation>
+    <a:lumMod val="70000"/>
+    <a:lumOff val="30000"/>
+  </cs:variation>
+  <cs:variation>
+    <a:lumMod val="70000"/>
+  </cs:variation>
+  <cs:variation>
+    <a:lumMod val="50000"/>
+    <a:lumOff val="50000"/>
+  </cs:variation>
+</cs:colorStyle>
+</file>
+
+<file path=word/charts/colors2.xml><?xml version="1.0" encoding="utf-8"?>
+<cs:colorStyle xmlns:cs="http://schemas.microsoft.com/office/drawing/2012/chartStyle" xmlns:a="http://schemas.openxmlformats.org/drawingml/2006/main" meth="cycle" id="10">
+  <a:schemeClr val="accent1"/>
+  <a:schemeClr val="accent2"/>
+  <a:schemeClr val="accent3"/>
+  <a:schemeClr val="accent4"/>
+  <a:schemeClr val="accent5"/>
+  <a:schemeClr val="accent6"/>
+  <cs:variation/>
+  <cs:variation>
+    <a:lumMod val="60000"/>
+  </cs:variation>
+  <cs:variation>
+    <a:lumMod val="80000"/>
+    <a:lumOff val="20000"/>
+  </cs:variation>
+  <cs:variation>
+    <a:lumMod val="80000"/>
+  </cs:variation>
+  <cs:variation>
+    <a:lumMod val="60000"/>
+    <a:lumOff val="40000"/>
+  </cs:variation>
+  <cs:variation>
+    <a:lumMod val="50000"/>
+  </cs:variation>
+  <cs:variation>
+    <a:lumMod val="70000"/>
+    <a:lumOff val="30000"/>
+  </cs:variation>
+  <cs:variation>
+    <a:lumMod val="70000"/>
+  </cs:variation>
+  <cs:variation>
+    <a:lumMod val="50000"/>
+    <a:lumOff val="50000"/>
+  </cs:variation>
+</cs:colorStyle>
+</file>
+
+<file path=word/charts/style1.xml><?xml version="1.0" encoding="utf-8"?>
+<cs:chartStyle xmlns:cs="http://schemas.microsoft.com/office/drawing/2012/chartStyle" xmlns:a="http://schemas.openxmlformats.org/drawingml/2006/main" id="240">
+  <cs:axisTitle>
+    <cs:lnRef idx="0"/>
+    <cs:fillRef idx="0"/>
+    <cs:effectRef idx="0"/>
+    <cs:fontRef idx="minor">
+      <a:schemeClr val="tx1">
+        <a:lumMod val="65000"/>
+        <a:lumOff val="35000"/>
+      </a:schemeClr>
+    </cs:fontRef>
+    <cs:defRPr sz="1000" kern="1200"/>
+  </cs:axisTitle>
+  <cs:categoryAxis>
+    <cs:lnRef idx="0"/>
+    <cs:fillRef idx="0"/>
+    <cs:effectRef idx="0"/>
+    <cs:fontRef idx="minor">
+      <a:schemeClr val="tx1">
+        <a:lumMod val="65000"/>
+        <a:lumOff val="35000"/>
+      </a:schemeClr>
+    </cs:fontRef>
+    <cs:spPr>
+      <a:ln w="9525" cap="flat" cmpd="sng" algn="ctr">
+        <a:solidFill>
+          <a:schemeClr val="tx1">
+            <a:lumMod val="25000"/>
+            <a:lumOff val="75000"/>
+          </a:schemeClr>
+        </a:solidFill>
+        <a:round/>
+      </a:ln>
+    </cs:spPr>
+    <cs:defRPr sz="900" kern="1200"/>
+  </cs:categoryAxis>
+  <cs:chartArea mods="allowNoFillOverride allowNoLineOverride">
+    <cs:lnRef idx="0"/>
+    <cs:fillRef idx="0"/>
+    <cs:effectRef idx="0"/>
+    <cs:fontRef idx="minor">
+      <a:schemeClr val="tx1"/>
+    </cs:fontRef>
+    <cs:spPr>
+      <a:solidFill>
+        <a:schemeClr val="bg1"/>
+      </a:solidFill>
+      <a:ln w="9525" cap="flat" cmpd="sng" algn="ctr">
+        <a:solidFill>
+          <a:schemeClr val="tx1">
+            <a:lumMod val="15000"/>
+            <a:lumOff val="85000"/>
+          </a:schemeClr>
+        </a:solidFill>
+        <a:round/>
+      </a:ln>
+    </cs:spPr>
+    <cs:defRPr sz="1000" kern="1200"/>
+  </cs:chartArea>
+  <cs:dataLabel>
+    <cs:lnRef idx="0"/>
+    <cs:fillRef idx="0"/>
+    <cs:effectRef idx="0"/>
+    <cs:fontRef idx="minor">
+      <a:schemeClr val="tx1">
+        <a:lumMod val="75000"/>
+        <a:lumOff val="25000"/>
+      </a:schemeClr>
+    </cs:fontRef>
+    <cs:defRPr sz="900" kern="1200"/>
+  </cs:dataLabel>
+  <cs:dataLabelCallout>
+    <cs:lnRef idx="0"/>
+    <cs:fillRef idx="0"/>
+    <cs:effectRef idx="0"/>
+    <cs:fontRef idx="minor">
+      <a:schemeClr val="dk1">
+        <a:lumMod val="65000"/>
+        <a:lumOff val="35000"/>
+      </a:schemeClr>
+    </cs:fontRef>
+    <cs:spPr>
+      <a:solidFill>
+        <a:schemeClr val="lt1"/>
+      </a:solidFill>
+      <a:ln>
+        <a:solidFill>
+          <a:schemeClr val="dk1">
+            <a:lumMod val="25000"/>
+            <a:lumOff val="75000"/>
+          </a:schemeClr>
+        </a:solidFill>
+      </a:ln>
+    </cs:spPr>
+    <cs:defRPr sz="900" kern="1200"/>
+    <cs:bodyPr rot="0" spcFirstLastPara="1" vertOverflow="clip" horzOverflow="clip" vert="horz" wrap="square" lIns="36576" tIns="18288" rIns="36576" bIns="18288" anchor="ctr" anchorCtr="1">
+      <a:spAutoFit/>
+    </cs:bodyPr>
+  </cs:dataLabelCallout>
+  <cs:dataPoint>
+    <cs:lnRef idx="0"/>
+    <cs:fillRef idx="1">
+      <cs:styleClr val="auto"/>
+    </cs:fillRef>
+    <cs:effectRef idx="0"/>
+    <cs:fontRef idx="minor">
+      <a:schemeClr val="tx1"/>
+    </cs:fontRef>
+  </cs:dataPoint>
+  <cs:dataPoint3D>
+    <cs:lnRef idx="0"/>
+    <cs:fillRef idx="1">
+      <cs:styleClr val="auto"/>
+    </cs:fillRef>
+    <cs:effectRef idx="0"/>
+    <cs:fontRef idx="minor">
+      <a:schemeClr val="tx1"/>
+    </cs:fontRef>
+  </cs:dataPoint3D>
+  <cs:dataPointLine>
+    <cs:lnRef idx="0">
+      <cs:styleClr val="auto"/>
+    </cs:lnRef>
+    <cs:fillRef idx="1"/>
+    <cs:effectRef idx="0"/>
+    <cs:fontRef idx="minor">
+      <a:schemeClr val="tx1"/>
+    </cs:fontRef>
+    <cs:spPr>
+      <a:ln w="19050" cap="rnd">
+        <a:solidFill>
+          <a:schemeClr val="phClr"/>
+        </a:solidFill>
+        <a:round/>
+      </a:ln>
+    </cs:spPr>
+  </cs:dataPointLine>
+  <cs:dataPointMarker>
+    <cs:lnRef idx="0">
+      <cs:styleClr val="auto"/>
+    </cs:lnRef>
+    <cs:fillRef idx="1">
+      <cs:styleClr val="auto"/>
+    </cs:fillRef>
+    <cs:effectRef idx="0"/>
+    <cs:fontRef idx="minor">
+      <a:schemeClr val="tx1"/>
+    </cs:fontRef>
+    <cs:spPr>
+      <a:ln w="9525">
+        <a:solidFill>
+          <a:schemeClr val="phClr"/>
+        </a:solidFill>
+      </a:ln>
+    </cs:spPr>
+  </cs:dataPointMarker>
+  <cs:dataPointMarkerLayout symbol="circle" size="5"/>
+  <cs:dataPointWireframe>
+    <cs:lnRef idx="0">
+      <cs:styleClr val="auto"/>
+    </cs:lnRef>
+    <cs:fillRef idx="0"/>
+    <cs:effectRef idx="0"/>
+    <cs:fontRef idx="minor">
+      <a:schemeClr val="dk1"/>
+    </cs:fontRef>
+    <cs:spPr>
+      <a:ln w="9525" cap="rnd">
+        <a:solidFill>
+          <a:schemeClr val="phClr"/>
+        </a:solidFill>
+        <a:round/>
+      </a:ln>
+    </cs:spPr>
+  </cs:dataPointWireframe>
+  <cs:dataTable>
+    <cs:lnRef idx="0"/>
+    <cs:fillRef idx="0"/>
+    <cs:effectRef idx="0"/>
+    <cs:fontRef idx="minor">
+      <a:schemeClr val="tx1">
+        <a:lumMod val="65000"/>
+        <a:lumOff val="35000"/>
+      </a:schemeClr>
+    </cs:fontRef>
+    <cs:spPr>
+      <a:noFill/>
+      <a:ln w="9525" cap="flat" cmpd="sng" algn="ctr">
+        <a:solidFill>
+          <a:schemeClr val="tx1">
+            <a:lumMod val="15000"/>
+            <a:lumOff val="85000"/>
+          </a:schemeClr>
+        </a:solidFill>
+        <a:round/>
+      </a:ln>
+    </cs:spPr>
+    <cs:defRPr sz="900" kern="1200"/>
+  </cs:dataTable>
+  <cs:downBar>
+    <cs:lnRef idx="0"/>
+    <cs:fillRef idx="0"/>
+    <cs:effectRef idx="0"/>
+    <cs:fontRef idx="minor">
+      <a:schemeClr val="tx1"/>
+    </cs:fontRef>
+    <cs:spPr>
+      <a:solidFill>
+        <a:schemeClr val="dk1">
+          <a:lumMod val="75000"/>
+          <a:lumOff val="25000"/>
+        </a:schemeClr>
+      </a:solidFill>
+      <a:ln w="9525" cap="flat" cmpd="sng" algn="ctr">
+        <a:solidFill>
+          <a:schemeClr val="tx1">
+            <a:lumMod val="65000"/>
+            <a:lumOff val="35000"/>
+          </a:schemeClr>
+        </a:solidFill>
+        <a:round/>
+      </a:ln>
+    </cs:spPr>
+  </cs:downBar>
+  <cs:dropLine>
+    <cs:lnRef idx="0"/>
+    <cs:fillRef idx="0"/>
+    <cs:effectRef idx="0"/>
+    <cs:fontRef idx="minor">
+      <a:schemeClr val="tx1"/>
+    </cs:fontRef>
+    <cs:spPr>
+      <a:ln w="9525" cap="flat" cmpd="sng" algn="ctr">
+        <a:solidFill>
+          <a:schemeClr val="tx1">
+            <a:lumMod val="35000"/>
+            <a:lumOff val="65000"/>
+          </a:schemeClr>
+        </a:solidFill>
+        <a:round/>
+      </a:ln>
+    </cs:spPr>
+  </cs:dropLine>
+  <cs:errorBar>
+    <cs:lnRef idx="0"/>
+    <cs:fillRef idx="0"/>
+    <cs:effectRef idx="0"/>
+    <cs:fontRef idx="minor">
+      <a:schemeClr val="tx1"/>
+    </cs:fontRef>
+    <cs:spPr>
+      <a:ln w="9525" cap="flat" cmpd="sng" algn="ctr">
+        <a:solidFill>
+          <a:schemeClr val="tx1">
+            <a:lumMod val="65000"/>
+            <a:lumOff val="35000"/>
+          </a:schemeClr>
+        </a:solidFill>
+        <a:round/>
+      </a:ln>
+    </cs:spPr>
+  </cs:errorBar>
+  <cs:floor>
+    <cs:lnRef idx="0"/>
+    <cs:fillRef idx="0"/>
+    <cs:effectRef idx="0"/>
+    <cs:fontRef idx="minor">
+      <a:schemeClr val="tx1"/>
+    </cs:fontRef>
+    <cs:spPr>
+      <a:noFill/>
+      <a:ln>
+        <a:noFill/>
+      </a:ln>
+    </cs:spPr>
+  </cs:floor>
+  <cs:gridlineMajor>
+    <cs:lnRef idx="0"/>
+    <cs:fillRef idx="0"/>
+    <cs:effectRef idx="0"/>
+    <cs:fontRef idx="minor">
+      <a:schemeClr val="tx1"/>
+    </cs:fontRef>
+    <cs:spPr>
+      <a:ln w="9525" cap="flat" cmpd="sng" algn="ctr">
+        <a:solidFill>
+          <a:schemeClr val="tx1">
+            <a:lumMod val="15000"/>
+            <a:lumOff val="85000"/>
+          </a:schemeClr>
+        </a:solidFill>
+        <a:round/>
+      </a:ln>
+    </cs:spPr>
+  </cs:gridlineMajor>
+  <cs:gridlineMinor>
+    <cs:lnRef idx="0"/>
+    <cs:fillRef idx="0"/>
+    <cs:effectRef idx="0"/>
+    <cs:fontRef idx="minor">
+      <a:schemeClr val="tx1"/>
+    </cs:fontRef>
+    <cs:spPr>
+      <a:ln w="9525" cap="flat" cmpd="sng" algn="ctr">
+        <a:solidFill>
+          <a:schemeClr val="tx1">
+            <a:lumMod val="5000"/>
+            <a:lumOff val="95000"/>
+          </a:schemeClr>
+        </a:solidFill>
+        <a:round/>
+      </a:ln>
+    </cs:spPr>
+  </cs:gridlineMinor>
+  <cs:hiLoLine>
+    <cs:lnRef idx="0"/>
+    <cs:fillRef idx="0"/>
+    <cs:effectRef idx="0"/>
+    <cs:fontRef idx="minor">
+      <a:schemeClr val="tx1"/>
+    </cs:fontRef>
+    <cs:spPr>
+      <a:ln w="9525" cap="flat" cmpd="sng" algn="ctr">
+        <a:solidFill>
+          <a:schemeClr val="tx1">
+            <a:lumMod val="50000"/>
+            <a:lumOff val="50000"/>
+          </a:schemeClr>
+        </a:solidFill>
+        <a:round/>
+      </a:ln>
+    </cs:spPr>
+  </cs:hiLoLine>
+  <cs:leaderLine>
+    <cs:lnRef idx="0"/>
+    <cs:fillRef idx="0"/>
+    <cs:effectRef idx="0"/>
+    <cs:fontRef idx="minor">
+      <a:schemeClr val="tx1"/>
+    </cs:fontRef>
+    <cs:spPr>
+      <a:ln w="9525" cap="flat" cmpd="sng" algn="ctr">
+        <a:solidFill>
+          <a:schemeClr val="tx1">
+            <a:lumMod val="35000"/>
+            <a:lumOff val="65000"/>
+          </a:schemeClr>
+        </a:solidFill>
+        <a:round/>
+      </a:ln>
+    </cs:spPr>
+  </cs:leaderLine>
+  <cs:legend>
+    <cs:lnRef idx="0"/>
+    <cs:fillRef idx="0"/>
+    <cs:effectRef idx="0"/>
+    <cs:fontRef idx="minor">
+      <a:schemeClr val="tx1">
+        <a:lumMod val="65000"/>
+        <a:lumOff val="35000"/>
+      </a:schemeClr>
+    </cs:fontRef>
+    <cs:defRPr sz="900" kern="1200"/>
+  </cs:legend>
+  <cs:plotArea mods="allowNoFillOverride allowNoLineOverride">
+    <cs:lnRef idx="0"/>
+    <cs:fillRef idx="0"/>
+    <cs:effectRef idx="0"/>
+    <cs:fontRef idx="minor">
+      <a:schemeClr val="tx1"/>
+    </cs:fontRef>
+  </cs:plotArea>
+  <cs:plotArea3D mods="allowNoFillOverride allowNoLineOverride">
+    <cs:lnRef idx="0"/>
+    <cs:fillRef idx="0"/>
+    <cs:effectRef idx="0"/>
+    <cs:fontRef idx="minor">
+      <a:schemeClr val="tx1"/>
+    </cs:fontRef>
+  </cs:plotArea3D>
+  <cs:seriesAxis>
+    <cs:lnRef idx="0"/>
+    <cs:fillRef idx="0"/>
+    <cs:effectRef idx="0"/>
+    <cs:fontRef idx="minor">
+      <a:schemeClr val="tx1">
+        <a:lumMod val="65000"/>
+        <a:lumOff val="35000"/>
+      </a:schemeClr>
+    </cs:fontRef>
+    <cs:defRPr sz="900" kern="1200"/>
+  </cs:seriesAxis>
+  <cs:seriesLine>
+    <cs:lnRef idx="0"/>
+    <cs:fillRef idx="0"/>
+    <cs:effectRef idx="0"/>
+    <cs:fontRef idx="minor">
+      <a:schemeClr val="tx1"/>
+    </cs:fontRef>
+    <cs:spPr>
+      <a:ln w="9525" cap="flat" cmpd="sng" algn="ctr">
+        <a:solidFill>
+          <a:schemeClr val="tx1">
+            <a:lumMod val="35000"/>
+            <a:lumOff val="65000"/>
+          </a:schemeClr>
+        </a:solidFill>
+        <a:round/>
+      </a:ln>
+    </cs:spPr>
+  </cs:seriesLine>
+  <cs:title>
+    <cs:lnRef idx="0"/>
+    <cs:fillRef idx="0"/>
+    <cs:effectRef idx="0"/>
+    <cs:fontRef idx="minor">
+      <a:schemeClr val="tx1">
+        <a:lumMod val="65000"/>
+        <a:lumOff val="35000"/>
+      </a:schemeClr>
+    </cs:fontRef>
+    <cs:defRPr sz="1400" b="0" kern="1200" spc="0" baseline="0"/>
+  </cs:title>
+  <cs:trendline>
+    <cs:lnRef idx="0">
+      <cs:styleClr val="auto"/>
+    </cs:lnRef>
+    <cs:fillRef idx="0"/>
+    <cs:effectRef idx="0"/>
+    <cs:fontRef idx="minor">
+      <a:schemeClr val="tx1"/>
+    </cs:fontRef>
+    <cs:spPr>
+      <a:ln w="19050" cap="rnd">
+        <a:solidFill>
+          <a:schemeClr val="phClr"/>
+        </a:solidFill>
+        <a:prstDash val="sysDot"/>
+      </a:ln>
+    </cs:spPr>
+  </cs:trendline>
+  <cs:trendlineLabel>
+    <cs:lnRef idx="0"/>
+    <cs:fillRef idx="0"/>
+    <cs:effectRef idx="0"/>
+    <cs:fontRef idx="minor">
+      <a:schemeClr val="tx1">
+        <a:lumMod val="65000"/>
+        <a:lumOff val="35000"/>
+      </a:schemeClr>
+    </cs:fontRef>
+    <cs:defRPr sz="900" kern="1200"/>
+  </cs:trendlineLabel>
+  <cs:upBar>
+    <cs:lnRef idx="0"/>
+    <cs:fillRef idx="0"/>
+    <cs:effectRef idx="0"/>
+    <cs:fontRef idx="minor">
+      <a:schemeClr val="tx1"/>
+    </cs:fontRef>
+    <cs:spPr>
+      <a:solidFill>
+        <a:schemeClr val="lt1"/>
+      </a:solidFill>
+      <a:ln w="9525" cap="flat" cmpd="sng" algn="ctr">
+        <a:solidFill>
+          <a:schemeClr val="tx1">
+            <a:lumMod val="65000"/>
+            <a:lumOff val="35000"/>
+          </a:schemeClr>
+        </a:solidFill>
+        <a:round/>
+      </a:ln>
+    </cs:spPr>
+  </cs:upBar>
+  <cs:valueAxis>
+    <cs:lnRef idx="0"/>
+    <cs:fillRef idx="0"/>
+    <cs:effectRef idx="0"/>
+    <cs:fontRef idx="minor">
+      <a:schemeClr val="tx1">
+        <a:lumMod val="65000"/>
+        <a:lumOff val="35000"/>
+      </a:schemeClr>
+    </cs:fontRef>
+    <cs:spPr>
+      <a:ln w="9525" cap="flat" cmpd="sng" algn="ctr">
+        <a:solidFill>
+          <a:schemeClr val="tx1">
+            <a:lumMod val="25000"/>
+            <a:lumOff val="75000"/>
+          </a:schemeClr>
+        </a:solidFill>
+        <a:round/>
+      </a:ln>
+    </cs:spPr>
+    <cs:defRPr sz="900" kern="1200"/>
+  </cs:valueAxis>
+  <cs:wall>
+    <cs:lnRef idx="0"/>
+    <cs:fillRef idx="0"/>
+    <cs:effectRef idx="0"/>
+    <cs:fontRef idx="minor">
+      <a:schemeClr val="tx1"/>
+    </cs:fontRef>
+    <cs:spPr>
+      <a:noFill/>
+      <a:ln>
+        <a:noFill/>
+      </a:ln>
+    </cs:spPr>
+  </cs:wall>
+</cs:chartStyle>
+</file>
+
+<file path=word/charts/style2.xml><?xml version="1.0" encoding="utf-8"?>
+<cs:chartStyle xmlns:cs="http://schemas.microsoft.com/office/drawing/2012/chartStyle" xmlns:a="http://schemas.openxmlformats.org/drawingml/2006/main" id="240">
+  <cs:axisTitle>
+    <cs:lnRef idx="0"/>
+    <cs:fillRef idx="0"/>
+    <cs:effectRef idx="0"/>
+    <cs:fontRef idx="minor">
+      <a:schemeClr val="tx1">
+        <a:lumMod val="65000"/>
+        <a:lumOff val="35000"/>
+      </a:schemeClr>
+    </cs:fontRef>
+    <cs:defRPr sz="1000" kern="1200"/>
+  </cs:axisTitle>
+  <cs:categoryAxis>
+    <cs:lnRef idx="0"/>
+    <cs:fillRef idx="0"/>
+    <cs:effectRef idx="0"/>
+    <cs:fontRef idx="minor">
+      <a:schemeClr val="tx1">
+        <a:lumMod val="65000"/>
+        <a:lumOff val="35000"/>
+      </a:schemeClr>
+    </cs:fontRef>
+    <cs:spPr>
+      <a:ln w="9525" cap="flat" cmpd="sng" algn="ctr">
+        <a:solidFill>
+          <a:schemeClr val="tx1">
+            <a:lumMod val="25000"/>
+            <a:lumOff val="75000"/>
+          </a:schemeClr>
+        </a:solidFill>
+        <a:round/>
+      </a:ln>
+    </cs:spPr>
+    <cs:defRPr sz="900" kern="1200"/>
+  </cs:categoryAxis>
+  <cs:chartArea mods="allowNoFillOverride allowNoLineOverride">
+    <cs:lnRef idx="0"/>
+    <cs:fillRef idx="0"/>
+    <cs:effectRef idx="0"/>
+    <cs:fontRef idx="minor">
+      <a:schemeClr val="tx1"/>
+    </cs:fontRef>
+    <cs:spPr>
+      <a:solidFill>
+        <a:schemeClr val="bg1"/>
+      </a:solidFill>
+      <a:ln w="9525" cap="flat" cmpd="sng" algn="ctr">
+        <a:solidFill>
+          <a:schemeClr val="tx1">
+            <a:lumMod val="15000"/>
+            <a:lumOff val="85000"/>
+          </a:schemeClr>
+        </a:solidFill>
+        <a:round/>
+      </a:ln>
+    </cs:spPr>
+    <cs:defRPr sz="1000" kern="1200"/>
+  </cs:chartArea>
+  <cs:dataLabel>
+    <cs:lnRef idx="0"/>
+    <cs:fillRef idx="0"/>
+    <cs:effectRef idx="0"/>
+    <cs:fontRef idx="minor">
+      <a:schemeClr val="tx1">
+        <a:lumMod val="75000"/>
+        <a:lumOff val="25000"/>
+      </a:schemeClr>
+    </cs:fontRef>
+    <cs:defRPr sz="900" kern="1200"/>
+  </cs:dataLabel>
+  <cs:dataLabelCallout>
+    <cs:lnRef idx="0"/>
+    <cs:fillRef idx="0"/>
+    <cs:effectRef idx="0"/>
+    <cs:fontRef idx="minor">
+      <a:schemeClr val="dk1">
+        <a:lumMod val="65000"/>
+        <a:lumOff val="35000"/>
+      </a:schemeClr>
+    </cs:fontRef>
+    <cs:spPr>
+      <a:solidFill>
+        <a:schemeClr val="lt1"/>
+      </a:solidFill>
+      <a:ln>
+        <a:solidFill>
+          <a:schemeClr val="dk1">
+            <a:lumMod val="25000"/>
+            <a:lumOff val="75000"/>
+          </a:schemeClr>
+        </a:solidFill>
+      </a:ln>
+    </cs:spPr>
+    <cs:defRPr sz="900" kern="1200"/>
+    <cs:bodyPr rot="0" spcFirstLastPara="1" vertOverflow="clip" horzOverflow="clip" vert="horz" wrap="square" lIns="36576" tIns="18288" rIns="36576" bIns="18288" anchor="ctr" anchorCtr="1">
+      <a:spAutoFit/>
+    </cs:bodyPr>
+  </cs:dataLabelCallout>
+  <cs:dataPoint>
+    <cs:lnRef idx="0"/>
+    <cs:fillRef idx="1">
+      <cs:styleClr val="auto"/>
+    </cs:fillRef>
+    <cs:effectRef idx="0"/>
+    <cs:fontRef idx="minor">
+      <a:schemeClr val="tx1"/>
+    </cs:fontRef>
+  </cs:dataPoint>
+  <cs:dataPoint3D>
+    <cs:lnRef idx="0"/>
+    <cs:fillRef idx="1">
+      <cs:styleClr val="auto"/>
+    </cs:fillRef>
+    <cs:effectRef idx="0"/>
+    <cs:fontRef idx="minor">
+      <a:schemeClr val="tx1"/>
+    </cs:fontRef>
+  </cs:dataPoint3D>
+  <cs:dataPointLine>
+    <cs:lnRef idx="0">
+      <cs:styleClr val="auto"/>
+    </cs:lnRef>
+    <cs:fillRef idx="1"/>
+    <cs:effectRef idx="0"/>
+    <cs:fontRef idx="minor">
+      <a:schemeClr val="tx1"/>
+    </cs:fontRef>
+    <cs:spPr>
+      <a:ln w="19050" cap="rnd">
+        <a:solidFill>
+          <a:schemeClr val="phClr"/>
+        </a:solidFill>
+        <a:round/>
+      </a:ln>
+    </cs:spPr>
+  </cs:dataPointLine>
+  <cs:dataPointMarker>
+    <cs:lnRef idx="0">
+      <cs:styleClr val="auto"/>
+    </cs:lnRef>
+    <cs:fillRef idx="1">
+      <cs:styleClr val="auto"/>
+    </cs:fillRef>
+    <cs:effectRef idx="0"/>
+    <cs:fontRef idx="minor">
+      <a:schemeClr val="tx1"/>
+    </cs:fontRef>
+    <cs:spPr>
+      <a:ln w="9525">
+        <a:solidFill>
+          <a:schemeClr val="phClr"/>
+        </a:solidFill>
+      </a:ln>
+    </cs:spPr>
+  </cs:dataPointMarker>
+  <cs:dataPointMarkerLayout symbol="circle" size="5"/>
+  <cs:dataPointWireframe>
+    <cs:lnRef idx="0">
+      <cs:styleClr val="auto"/>
+    </cs:lnRef>
+    <cs:fillRef idx="0"/>
+    <cs:effectRef idx="0"/>
+    <cs:fontRef idx="minor">
+      <a:schemeClr val="dk1"/>
+    </cs:fontRef>
+    <cs:spPr>
+      <a:ln w="9525" cap="rnd">
+        <a:solidFill>
+          <a:schemeClr val="phClr"/>
+        </a:solidFill>
+        <a:round/>
+      </a:ln>
+    </cs:spPr>
+  </cs:dataPointWireframe>
+  <cs:dataTable>
+    <cs:lnRef idx="0"/>
+    <cs:fillRef idx="0"/>
+    <cs:effectRef idx="0"/>
+    <cs:fontRef idx="minor">
+      <a:schemeClr val="tx1">
+        <a:lumMod val="65000"/>
+        <a:lumOff val="35000"/>
+      </a:schemeClr>
+    </cs:fontRef>
+    <cs:spPr>
+      <a:noFill/>
+      <a:ln w="9525" cap="flat" cmpd="sng" algn="ctr">
+        <a:solidFill>
+          <a:schemeClr val="tx1">
+            <a:lumMod val="15000"/>
+            <a:lumOff val="85000"/>
+          </a:schemeClr>
+        </a:solidFill>
+        <a:round/>
+      </a:ln>
+    </cs:spPr>
+    <cs:defRPr sz="900" kern="1200"/>
+  </cs:dataTable>
+  <cs:downBar>
+    <cs:lnRef idx="0"/>
+    <cs:fillRef idx="0"/>
+    <cs:effectRef idx="0"/>
+    <cs:fontRef idx="minor">
+      <a:schemeClr val="tx1"/>
+    </cs:fontRef>
+    <cs:spPr>
+      <a:solidFill>
+        <a:schemeClr val="dk1">
+          <a:lumMod val="75000"/>
+          <a:lumOff val="25000"/>
+        </a:schemeClr>
+      </a:solidFill>
+      <a:ln w="9525" cap="flat" cmpd="sng" algn="ctr">
+        <a:solidFill>
+          <a:schemeClr val="tx1">
+            <a:lumMod val="65000"/>
+            <a:lumOff val="35000"/>
+          </a:schemeClr>
+        </a:solidFill>
+        <a:round/>
+      </a:ln>
+    </cs:spPr>
+  </cs:downBar>
+  <cs:dropLine>
+    <cs:lnRef idx="0"/>
+    <cs:fillRef idx="0"/>
+    <cs:effectRef idx="0"/>
+    <cs:fontRef idx="minor">
+      <a:schemeClr val="tx1"/>
+    </cs:fontRef>
+    <cs:spPr>
+      <a:ln w="9525" cap="flat" cmpd="sng" algn="ctr">
+        <a:solidFill>
+          <a:schemeClr val="tx1">
+            <a:lumMod val="35000"/>
+            <a:lumOff val="65000"/>
+          </a:schemeClr>
+        </a:solidFill>
+        <a:round/>
+      </a:ln>
+    </cs:spPr>
+  </cs:dropLine>
+  <cs:errorBar>
+    <cs:lnRef idx="0"/>
+    <cs:fillRef idx="0"/>
+    <cs:effectRef idx="0"/>
+    <cs:fontRef idx="minor">
+      <a:schemeClr val="tx1"/>
+    </cs:fontRef>
+    <cs:spPr>
+      <a:ln w="9525" cap="flat" cmpd="sng" algn="ctr">
+        <a:solidFill>
+          <a:schemeClr val="tx1">
+            <a:lumMod val="65000"/>
+            <a:lumOff val="35000"/>
+          </a:schemeClr>
+        </a:solidFill>
+        <a:round/>
+      </a:ln>
+    </cs:spPr>
+  </cs:errorBar>
+  <cs:floor>
+    <cs:lnRef idx="0"/>
+    <cs:fillRef idx="0"/>
+    <cs:effectRef idx="0"/>
+    <cs:fontRef idx="minor">
+      <a:schemeClr val="tx1"/>
+    </cs:fontRef>
+    <cs:spPr>
+      <a:noFill/>
+      <a:ln>
+        <a:noFill/>
+      </a:ln>
+    </cs:spPr>
+  </cs:floor>
+  <cs:gridlineMajor>
+    <cs:lnRef idx="0"/>
+    <cs:fillRef idx="0"/>
+    <cs:effectRef idx="0"/>
+    <cs:fontRef idx="minor">
+      <a:schemeClr val="tx1"/>
+    </cs:fontRef>
+    <cs:spPr>
+      <a:ln w="9525" cap="flat" cmpd="sng" algn="ctr">
+        <a:solidFill>
+          <a:schemeClr val="tx1">
+            <a:lumMod val="15000"/>
+            <a:lumOff val="85000"/>
+          </a:schemeClr>
+        </a:solidFill>
+        <a:round/>
+      </a:ln>
+    </cs:spPr>
+  </cs:gridlineMajor>
+  <cs:gridlineMinor>
+    <cs:lnRef idx="0"/>
+    <cs:fillRef idx="0"/>
+    <cs:effectRef idx="0"/>
+    <cs:fontRef idx="minor">
+      <a:schemeClr val="tx1"/>
+    </cs:fontRef>
+    <cs:spPr>
+      <a:ln w="9525" cap="flat" cmpd="sng" algn="ctr">
+        <a:solidFill>
+          <a:schemeClr val="tx1">
+            <a:lumMod val="5000"/>
+            <a:lumOff val="95000"/>
+          </a:schemeClr>
+        </a:solidFill>
+        <a:round/>
+      </a:ln>
+    </cs:spPr>
+  </cs:gridlineMinor>
+  <cs:hiLoLine>
+    <cs:lnRef idx="0"/>
+    <cs:fillRef idx="0"/>
+    <cs:effectRef idx="0"/>
+    <cs:fontRef idx="minor">
+      <a:schemeClr val="tx1"/>
+    </cs:fontRef>
+    <cs:spPr>
+      <a:ln w="9525" cap="flat" cmpd="sng" algn="ctr">
+        <a:solidFill>
+          <a:schemeClr val="tx1">
+            <a:lumMod val="50000"/>
+            <a:lumOff val="50000"/>
+          </a:schemeClr>
+        </a:solidFill>
+        <a:round/>
+      </a:ln>
+    </cs:spPr>
+  </cs:hiLoLine>
+  <cs:leaderLine>
+    <cs:lnRef idx="0"/>
+    <cs:fillRef idx="0"/>
+    <cs:effectRef idx="0"/>
+    <cs:fontRef idx="minor">
+      <a:schemeClr val="tx1"/>
+    </cs:fontRef>
+    <cs:spPr>
+      <a:ln w="9525" cap="flat" cmpd="sng" algn="ctr">
+        <a:solidFill>
+          <a:schemeClr val="tx1">
+            <a:lumMod val="35000"/>
+            <a:lumOff val="65000"/>
+          </a:schemeClr>
+        </a:solidFill>
+        <a:round/>
+      </a:ln>
+    </cs:spPr>
+  </cs:leaderLine>
+  <cs:legend>
+    <cs:lnRef idx="0"/>
+    <cs:fillRef idx="0"/>
+    <cs:effectRef idx="0"/>
+    <cs:fontRef idx="minor">
+      <a:schemeClr val="tx1">
+        <a:lumMod val="65000"/>
+        <a:lumOff val="35000"/>
+      </a:schemeClr>
+    </cs:fontRef>
+    <cs:defRPr sz="900" kern="1200"/>
+  </cs:legend>
+  <cs:plotArea mods="allowNoFillOverride allowNoLineOverride">
+    <cs:lnRef idx="0"/>
+    <cs:fillRef idx="0"/>
+    <cs:effectRef idx="0"/>
+    <cs:fontRef idx="minor">
+      <a:schemeClr val="tx1"/>
+    </cs:fontRef>
+  </cs:plotArea>
+  <cs:plotArea3D mods="allowNoFillOverride allowNoLineOverride">
+    <cs:lnRef idx="0"/>
+    <cs:fillRef idx="0"/>
+    <cs:effectRef idx="0"/>
+    <cs:fontRef idx="minor">
+      <a:schemeClr val="tx1"/>
+    </cs:fontRef>
+  </cs:plotArea3D>
+  <cs:seriesAxis>
+    <cs:lnRef idx="0"/>
+    <cs:fillRef idx="0"/>
+    <cs:effectRef idx="0"/>
+    <cs:fontRef idx="minor">
+      <a:schemeClr val="tx1">
+        <a:lumMod val="65000"/>
+        <a:lumOff val="35000"/>
+      </a:schemeClr>
+    </cs:fontRef>
+    <cs:defRPr sz="900" kern="1200"/>
+  </cs:seriesAxis>
+  <cs:seriesLine>
+    <cs:lnRef idx="0"/>
+    <cs:fillRef idx="0"/>
+    <cs:effectRef idx="0"/>
+    <cs:fontRef idx="minor">
+      <a:schemeClr val="tx1"/>
+    </cs:fontRef>
+    <cs:spPr>
+      <a:ln w="9525" cap="flat" cmpd="sng" algn="ctr">
+        <a:solidFill>
+          <a:schemeClr val="tx1">
+            <a:lumMod val="35000"/>
+            <a:lumOff val="65000"/>
+          </a:schemeClr>
+        </a:solidFill>
+        <a:round/>
+      </a:ln>
+    </cs:spPr>
+  </cs:seriesLine>
+  <cs:title>
+    <cs:lnRef idx="0"/>
+    <cs:fillRef idx="0"/>
+    <cs:effectRef idx="0"/>
+    <cs:fontRef idx="minor">
+      <a:schemeClr val="tx1">
+        <a:lumMod val="65000"/>
+        <a:lumOff val="35000"/>
+      </a:schemeClr>
+    </cs:fontRef>
+    <cs:defRPr sz="1400" b="0" kern="1200" spc="0" baseline="0"/>
+  </cs:title>
+  <cs:trendline>
+    <cs:lnRef idx="0">
+      <cs:styleClr val="auto"/>
+    </cs:lnRef>
+    <cs:fillRef idx="0"/>
+    <cs:effectRef idx="0"/>
+    <cs:fontRef idx="minor">
+      <a:schemeClr val="tx1"/>
+    </cs:fontRef>
+    <cs:spPr>
+      <a:ln w="19050" cap="rnd">
+        <a:solidFill>
+          <a:schemeClr val="phClr"/>
+        </a:solidFill>
+        <a:prstDash val="sysDot"/>
+      </a:ln>
+    </cs:spPr>
+  </cs:trendline>
+  <cs:trendlineLabel>
+    <cs:lnRef idx="0"/>
+    <cs:fillRef idx="0"/>
+    <cs:effectRef idx="0"/>
+    <cs:fontRef idx="minor">
+      <a:schemeClr val="tx1">
+        <a:lumMod val="65000"/>
+        <a:lumOff val="35000"/>
+      </a:schemeClr>
+    </cs:fontRef>
+    <cs:defRPr sz="900" kern="1200"/>
+  </cs:trendlineLabel>
+  <cs:upBar>
+    <cs:lnRef idx="0"/>
+    <cs:fillRef idx="0"/>
+    <cs:effectRef idx="0"/>
+    <cs:fontRef idx="minor">
+      <a:schemeClr val="tx1"/>
+    </cs:fontRef>
+    <cs:spPr>
+      <a:solidFill>
+        <a:schemeClr val="lt1"/>
+      </a:solidFill>
+      <a:ln w="9525" cap="flat" cmpd="sng" algn="ctr">
+        <a:solidFill>
+          <a:schemeClr val="tx1">
+            <a:lumMod val="65000"/>
+            <a:lumOff val="35000"/>
+          </a:schemeClr>
+        </a:solidFill>
+        <a:round/>
+      </a:ln>
+    </cs:spPr>
+  </cs:upBar>
+  <cs:valueAxis>
+    <cs:lnRef idx="0"/>
+    <cs:fillRef idx="0"/>
+    <cs:effectRef idx="0"/>
+    <cs:fontRef idx="minor">
+      <a:schemeClr val="tx1">
+        <a:lumMod val="65000"/>
+        <a:lumOff val="35000"/>
+      </a:schemeClr>
+    </cs:fontRef>
+    <cs:spPr>
+      <a:ln w="9525" cap="flat" cmpd="sng" algn="ctr">
+        <a:solidFill>
+          <a:schemeClr val="tx1">
+            <a:lumMod val="25000"/>
+            <a:lumOff val="75000"/>
+          </a:schemeClr>
+        </a:solidFill>
+        <a:round/>
+      </a:ln>
+    </cs:spPr>
+    <cs:defRPr sz="900" kern="1200"/>
+  </cs:valueAxis>
+  <cs:wall>
+    <cs:lnRef idx="0"/>
+    <cs:fillRef idx="0"/>
+    <cs:effectRef idx="0"/>
+    <cs:fontRef idx="minor">
+      <a:schemeClr val="tx1"/>
+    </cs:fontRef>
+    <cs:spPr>
+      <a:noFill/>
+      <a:ln>
+        <a:noFill/>
+      </a:ln>
+    </cs:spPr>
+  </cs:wall>
+</cs:chartStyle>
+</file>
+
 <file path=word/theme/theme1.xml><?xml version="1.0" encoding="utf-8"?>
 <a:theme xmlns:a="http://schemas.openxmlformats.org/drawingml/2006/main" name="Office Theme">
   <a:themeElements>
